--- a/downloads/student/ai-4-week-24.docx
+++ b/downloads/student/ai-4-week-24.docx
@@ -1679,6 +1679,16 @@
     <w:p>
       <w:r>
         <w:t>Repeated validation use can itself overfit model choices; keep a genuinely untouched final evaluation.</w:t>
+      </w:r>
+    </w:p>
+    <w:p>
+      <w:r>
+        <w:t>Read the labelled picture: Why does B’s zero training MAE not settle the original choice? Point to the relevant step in the picture, then write the changed result and the rule or evidence that supports it.</w:t>
+      </w:r>
+    </w:p>
+    <w:p>
+      <w:r>
+        <w:t>Change one thing: A and B both have validation MAE2 cm; A is simpler under a predeclared tie rule. Predict the result before checking the explanation. What remains the same?</w:t>
       </w:r>
     </w:p>
     <w:p>
@@ -3490,6 +3500,187 @@
     <w:p>
       <w:r>
         <w:t>Attempt the independent case before hints. Record whether you worked alone, used a hint or followed a model. After feedback, fix the first unsupported step and explain why it changed. A later check uses a changed case, not a copied answer.</w:t>
+      </w:r>
+    </w:p>
+    <w:p>
+      <w:pPr>
+        <w:pStyle w:val="Heading1"/>
+      </w:pPr>
+      <w:r>
+        <w:t>15. Your lesson route</w:t>
+      </w:r>
+    </w:p>
+    <w:p>
+      <w:r>
+        <w:t>Start with this question: Assign a separate job to training, validation and final test evidence.</w:t>
+      </w:r>
+    </w:p>
+    <w:tbl>
+      <w:tblPr>
+        <w:tblStyle w:val="LightShading-Accent1"/>
+        <w:tblW w:type="auto" w:w="0"/>
+        <w:tblLook w:firstColumn="1" w:firstRow="1" w:lastColumn="0" w:lastRow="0" w:noHBand="0" w:noVBand="1" w:val="04A0"/>
+      </w:tblPr>
+      <w:tblGrid>
+        <w:gridCol w:w="5112"/>
+        <w:gridCol w:w="5112"/>
+      </w:tblGrid>
+      <w:tr>
+        <w:trPr>
+          <w:tblHeader/>
+        </w:trPr>
+        <w:tc>
+          <w:tcPr>
+            <w:tcW w:type="dxa" w:w="5112"/>
+          </w:tcPr>
+          <w:p>
+            <w:r>
+              <w:t>By the end, I can</w:t>
+            </w:r>
+          </w:p>
+        </w:tc>
+        <w:tc>
+          <w:tcPr>
+            <w:tcW w:type="dxa" w:w="5112"/>
+          </w:tcPr>
+          <w:p>
+            <w:r>
+              <w:t>How I will show it</w:t>
+            </w:r>
+          </w:p>
+        </w:tc>
+      </w:tr>
+      <w:tr>
+        <w:tc>
+          <w:tcPr>
+            <w:tcW w:type="dxa" w:w="5112"/>
+          </w:tcPr>
+          <w:p>
+            <w:r>
+              <w:t>Select a model using a declared validation rule</w:t>
+            </w:r>
+          </w:p>
+        </w:tc>
+        <w:tc>
+          <w:tcPr>
+            <w:tcW w:type="dxa" w:w="5112"/>
+          </w:tcPr>
+          <w:p>
+            <w:r>
+              <w:t>Explain the deciding step, show a trace or test, and state one limit.</w:t>
+            </w:r>
+          </w:p>
+        </w:tc>
+      </w:tr>
+      <w:tr>
+        <w:tc>
+          <w:tcPr>
+            <w:tcW w:type="dxa" w:w="5112"/>
+          </w:tcPr>
+          <w:p>
+            <w:r>
+              <w:t>Keep training, validation and test roles separate</w:t>
+            </w:r>
+          </w:p>
+        </w:tc>
+        <w:tc>
+          <w:tcPr>
+            <w:tcW w:type="dxa" w:w="5112"/>
+          </w:tcPr>
+          <w:p>
+            <w:r>
+              <w:t>Explain the deciding step, show a trace or test, and state one limit.</w:t>
+            </w:r>
+          </w:p>
+        </w:tc>
+      </w:tr>
+      <w:tr>
+        <w:tc>
+          <w:tcPr>
+            <w:tcW w:type="dxa" w:w="5112"/>
+          </w:tcPr>
+          <w:p>
+            <w:r>
+              <w:t>Recognize repeated validation as development</w:t>
+            </w:r>
+          </w:p>
+        </w:tc>
+        <w:tc>
+          <w:tcPr>
+            <w:tcW w:type="dxa" w:w="5112"/>
+          </w:tcPr>
+          <w:p>
+            <w:r>
+              <w:t>Explain the deciding step, show a trace or test, and state one limit.</w:t>
+            </w:r>
+          </w:p>
+        </w:tc>
+      </w:tr>
+    </w:tbl>
+    <w:p>
+      <w:r>
+        <w:t>Remember → watch and explain → try with help → investigate → try independently → keep project evidence. Your teacher may spread this lesson across several classes.</w:t>
+      </w:r>
+    </w:p>
+    <w:p>
+      <w:r>
+        <w:t>Keep your first prediction. Compare it with what the evidence shows and explain any change.</w:t>
+      </w:r>
+    </w:p>
+    <w:p>
+      <w:pPr>
+        <w:pStyle w:val="Heading1"/>
+      </w:pPr>
+      <w:r>
+        <w:t>16. Finish and return</w:t>
+      </w:r>
+    </w:p>
+    <w:p>
+      <w:r>
+        <w:t>Close your notes. Explain this goal in your own words: Select a model using a declared validation rule</w:t>
+      </w:r>
+    </w:p>
+    <w:p>
+      <w:pPr>
+        <w:pStyle w:val="Heading3"/>
+      </w:pPr>
+      <w:r>
+        <w:t>My deciding step, evidence and one remaining question</w:t>
+      </w:r>
+    </w:p>
+    <w:p>
+      <w:r>
+        <w:t>________________________________________________________________</w:t>
+      </w:r>
+    </w:p>
+    <w:p>
+      <w:r>
+        <w:t>________________________________________________________________</w:t>
+      </w:r>
+    </w:p>
+    <w:p>
+      <w:r>
+        <w:t>________________________________________________________________</w:t>
+      </w:r>
+    </w:p>
+    <w:p>
+      <w:r>
+        <w:t>________________________________________________________________</w:t>
+      </w:r>
+    </w:p>
+    <w:p>
+      <w:r>
+        <w:t>________________________________________________________________</w:t>
+      </w:r>
+    </w:p>
+    <w:p>
+      <w:r>
+        <w:t>If you are unsure, return to the worked picture and explain one arrow. If you are ready, change an input or assumption and justify your prediction.</w:t>
+      </w:r>
+    </w:p>
+    <w:p>
+      <w:r>
+        <w:t>Save your workbook evidence. At the next review, try a different case before opening your old answer.</w:t>
       </w:r>
     </w:p>
     <w:sectPr>

--- a/downloads/student/ai-4-week-24.docx
+++ b/downloads/student/ai-4-week-24.docx
@@ -3681,6 +3681,202 @@
     <w:p>
       <w:r>
         <w:t>Save your workbook evidence. At the next review, try a different case before opening your old answer.</w:t>
+      </w:r>
+    </w:p>
+    <w:p>
+      <w:pPr>
+        <w:pStyle w:val="Heading1"/>
+      </w:pPr>
+      <w:r>
+        <w:t>17. Supported practice, repair and portfolio</w:t>
+      </w:r>
+    </w:p>
+    <w:p>
+      <w:r>
+        <w:t>Use this supported practice once, in the browser or on paper. Keep the reserved independent assessment for a separate first attempt before teacher feedback.</w:t>
+      </w:r>
+    </w:p>
+    <w:p>
+      <w:r>
+        <w:t>Assign a separate job to training, validation and final test evidence.</w:t>
+      </w:r>
+    </w:p>
+    <w:p>
+      <w:pPr>
+        <w:pStyle w:val="Heading3"/>
+      </w:pPr>
+      <w:r>
+        <w:t>Practice 1: explain the deciding evidence</w:t>
+      </w:r>
+    </w:p>
+    <w:p>
+      <w:r>
+        <w:t>Which labelled step matches this detail? Freeze A before scoring final cases; do not select again using their labels.</w:t>
+      </w:r>
+    </w:p>
+    <w:p>
+      <w:r>
+        <w:t>1. Reserve final test</w:t>
+      </w:r>
+    </w:p>
+    <w:p>
+      <w:r>
+        <w:t>2. Fit on training</w:t>
+      </w:r>
+    </w:p>
+    <w:p>
+      <w:r>
+        <w:t>3. Select on validation</w:t>
+      </w:r>
+    </w:p>
+    <w:p>
+      <w:pPr>
+        <w:pStyle w:val="Heading3"/>
+      </w:pPr>
+      <w:r>
+        <w:t>My selected conclusion, deciding fact and explanation</w:t>
+      </w:r>
+    </w:p>
+    <w:p>
+      <w:r>
+        <w:t>________________________________________________________________</w:t>
+      </w:r>
+    </w:p>
+    <w:p>
+      <w:r>
+        <w:t>________________________________________________________________</w:t>
+      </w:r>
+    </w:p>
+    <w:p>
+      <w:r>
+        <w:t>________________________________________________________________</w:t>
+      </w:r>
+    </w:p>
+    <w:p>
+      <w:r>
+        <w:t>________________________________________________________________</w:t>
+      </w:r>
+    </w:p>
+    <w:p>
+      <w:r>
+        <w:t>________________________________________________________________</w:t>
+      </w:r>
+    </w:p>
+    <w:p>
+      <w:r>
+        <w:t>Hint if needed: Read the steps in the pictorial case. Match the supplied detail to the stage that performs or records it.</w:t>
+      </w:r>
+    </w:p>
+    <w:p>
+      <w:r>
+        <w:t>After your attempt, compare with the supported explanation: Reserve final test Freeze A before scoring final cases; do not select again using their labels. Read the picture in order. Freeze A before scoring final cases; do not select again using their labels. The arrows show which recorded input or intermediate result each decision uses. Explain the deciding step aloud before checking the changed case; pointing to the final answer alone does not show how it follows.</w:t>
+      </w:r>
+    </w:p>
+    <w:p>
+      <w:pPr>
+        <w:pStyle w:val="Heading3"/>
+      </w:pPr>
+      <w:r>
+        <w:t>Practice 2: explain the deciding evidence</w:t>
+      </w:r>
+    </w:p>
+    <w:p>
+      <w:r>
+        <w:t>Changed-case practice: A and B both have validation MAE2 cm; A is simpler under a predeclared tie rule. Which conclusion is supported by the supplied facts?</w:t>
+      </w:r>
+    </w:p>
+    <w:p>
+      <w:r>
+        <w:t>1. This one example guarantees correct results for every future input.</w:t>
+      </w:r>
+    </w:p>
+    <w:p>
+      <w:r>
+        <w:t>2. Select A using the predeclared simpler-model tie-break.</w:t>
+      </w:r>
+    </w:p>
+    <w:p>
+      <w:r>
+        <w:t>3. We can decide the result without examining the changed input or the procedure.</w:t>
+      </w:r>
+    </w:p>
+    <w:p>
+      <w:pPr>
+        <w:pStyle w:val="Heading3"/>
+      </w:pPr>
+      <w:r>
+        <w:t>My selected conclusion, deciding fact and explanation</w:t>
+      </w:r>
+    </w:p>
+    <w:p>
+      <w:r>
+        <w:t>________________________________________________________________</w:t>
+      </w:r>
+    </w:p>
+    <w:p>
+      <w:r>
+        <w:t>________________________________________________________________</w:t>
+      </w:r>
+    </w:p>
+    <w:p>
+      <w:r>
+        <w:t>________________________________________________________________</w:t>
+      </w:r>
+    </w:p>
+    <w:p>
+      <w:r>
+        <w:t>________________________________________________________________</w:t>
+      </w:r>
+    </w:p>
+    <w:p>
+      <w:r>
+        <w:t>________________________________________________________________</w:t>
+      </w:r>
+    </w:p>
+    <w:p>
+      <w:r>
+        <w:t>Hint if needed: Use the changed condition and the deciding step in the pictorial trace. The answer must say what follows from those facts.</w:t>
+      </w:r>
+    </w:p>
+    <w:p>
+      <w:r>
+        <w:t>After your attempt, compare with the supported explanation: Select A using the predeclared simpler-model tie-break. The validation errors tie, so the stated second a = ry rule decides without consulting final data.</w:t>
+      </w:r>
+    </w:p>
+    <w:p>
+      <w:pPr>
+        <w:pStyle w:val="Heading3"/>
+      </w:pPr>
+      <w:r>
+        <w:t>Repair a missing building block</w:t>
+      </w:r>
+    </w:p>
+    <w:p>
+      <w:r>
+        <w:t>Review Hold Out Test Data (ai-4/23). Goal: Freeze the full evaluation procedure before testing. Short practice: What is needed for an honest final claim about the revised version? Point to the relevant step in the picture, then write the changed result and the rule or evidence that supports it.. Return to this week and explain what you changed.</w:t>
+      </w:r>
+    </w:p>
+    <w:p>
+      <w:r>
+        <w:t>Review Absolute Error and MAE (ai-4/21). Goal: Calculate MAE MSE and RMSE. Short practice: Why is quoting MSE as4.67 cm misleading? Point to the relevant step in the picture, then write the changed result and the rule or evidence that supports it.. Return to this week and explain what you changed.</w:t>
+      </w:r>
+    </w:p>
+    <w:p>
+      <w:r>
+        <w:t>Review Error Analysis (ai-4/18). Goal: Categorize development errors using evidence. Short practice: What evidence would support the claim that a change helps fresh dim-light images? Point to the relevant step in the picture, then write the changed result and the rule or evidence that supports it.. Return to this week and explain what you changed.</w:t>
+      </w:r>
+    </w:p>
+    <w:p>
+      <w:pPr>
+        <w:pStyle w:val="Heading3"/>
+      </w:pPr>
+      <w:r>
+        <w:t>Keep your completed work</w:t>
+      </w:r>
+    </w:p>
+    <w:p>
+      <w:r>
+        <w:t>Use Download completed work in the hosted lesson to export your answers, reflections, practice feedback and code-run evidence. Open the HTML copy to read or print it. Drafts stay in this browser when storage is available; clear drafts on a shared device.</w:t>
       </w:r>
     </w:p>
     <w:sectPr>

--- a/downloads/student/ai-4-week-24.docx
+++ b/downloads/student/ai-4-week-24.docx
@@ -42,6 +42,11 @@
       </w:r>
     </w:p>
     <w:p>
+      <w:r>
+        <w:t>Start with the target: Select a model using a declared validation rule. Try the recall before opening notes.</w:t>
+      </w:r>
+    </w:p>
+    <w:p>
       <w:pPr>
         <w:pStyle w:val="Heading3"/>
       </w:pPr>
@@ -50,18 +55,84 @@
       </w:r>
     </w:p>
     <w:p>
-      <w:r>
-        <w:t>I can select a model using a declared validation rule.</w:t>
-      </w:r>
-    </w:p>
-    <w:p>
-      <w:r>
-        <w:t>I can keep training, validation and test roles separate.</w:t>
-      </w:r>
-    </w:p>
-    <w:p>
-      <w:r>
-        <w:t>I can recognize repeated validation as development.</w:t>
+      <w:pPr>
+        <w:spacing w:line="336" w:lineRule="auto" w:after="180"/>
+      </w:pPr>
+      <w:r>
+        <w:rPr>
+          <w:b w:val="0"/>
+        </w:rPr>
+        <w:t xml:space="preserve">I can select a model using a declared </w:t>
+      </w:r>
+      <w:r>
+        <w:rPr>
+          <w:b/>
+        </w:rPr>
+        <w:t>validation</w:t>
+      </w:r>
+      <w:r>
+        <w:rPr>
+          <w:b w:val="0"/>
+        </w:rPr>
+        <w:t xml:space="preserve"> rule.</w:t>
+      </w:r>
+    </w:p>
+    <w:p>
+      <w:pPr>
+        <w:spacing w:line="336" w:lineRule="auto" w:after="180"/>
+      </w:pPr>
+      <w:r>
+        <w:rPr>
+          <w:b w:val="0"/>
+        </w:rPr>
+        <w:t xml:space="preserve">I can keep </w:t>
+      </w:r>
+      <w:r>
+        <w:rPr>
+          <w:b/>
+        </w:rPr>
+        <w:t>training</w:t>
+      </w:r>
+      <w:r>
+        <w:rPr>
+          <w:b w:val="0"/>
+        </w:rPr>
+        <w:t xml:space="preserve">, </w:t>
+      </w:r>
+      <w:r>
+        <w:rPr>
+          <w:b/>
+        </w:rPr>
+        <w:t>validation</w:t>
+      </w:r>
+      <w:r>
+        <w:rPr>
+          <w:b w:val="0"/>
+        </w:rPr>
+        <w:t xml:space="preserve"> and test roles separate.</w:t>
+      </w:r>
+    </w:p>
+    <w:p>
+      <w:pPr>
+        <w:spacing w:line="336" w:lineRule="auto" w:after="180"/>
+      </w:pPr>
+      <w:r>
+        <w:rPr>
+          <w:b w:val="0"/>
+        </w:rPr>
+        <w:t xml:space="preserve">I can recognize repeated </w:t>
+      </w:r>
+      <w:r>
+        <w:rPr>
+          <w:b/>
+        </w:rPr>
+        <w:t>validation</w:t>
+      </w:r>
+      <w:r>
+        <w:rPr>
+          <w:b w:val="0"/>
+        </w:rPr>
+        <w:t xml:space="preserve"> as development.</w:t>
       </w:r>
     </w:p>
     <w:p>
@@ -73,33 +144,99 @@
       </w:r>
     </w:p>
     <w:p>
-      <w:r>
+      <w:pPr>
+        <w:spacing w:line="336" w:lineRule="auto" w:after="180"/>
+      </w:pPr>
+      <w:r>
+        <w:rPr>
+          <w:b w:val="0"/>
+        </w:rPr>
         <w:t>Close your notes first. A rough first answer helps us choose the right starting point; it is not a score for your ability.</w:t>
       </w:r>
     </w:p>
     <w:p>
-      <w:r>
+      <w:pPr>
+        <w:spacing w:line="336" w:lineRule="auto" w:after="180"/>
+      </w:pPr>
+      <w:r>
+        <w:rPr>
+          <w:b w:val="0"/>
+        </w:rPr>
         <w:t>Without opening the old lesson, explain one key idea from Hold Out Test Data. Give an example and a mistake that the idea helps you avoid.</w:t>
       </w:r>
     </w:p>
     <w:p>
-      <w:r>
+      <w:pPr>
+        <w:spacing w:line="336" w:lineRule="auto" w:after="180"/>
+      </w:pPr>
+      <w:r>
+        <w:rPr>
+          <w:b w:val="0"/>
+        </w:rPr>
         <w:t>Without opening the old lesson, explain one key idea from Absolute Error and MAE. Give an example and a mistake that the idea helps you avoid.</w:t>
       </w:r>
     </w:p>
     <w:p>
-      <w:r>
+      <w:pPr>
+        <w:spacing w:line="336" w:lineRule="auto" w:after="180"/>
+      </w:pPr>
+      <w:r>
+        <w:rPr>
+          <w:b w:val="0"/>
+        </w:rPr>
         <w:t>Without opening the old lesson, explain one key idea from Error Analysis. Give an example and a mistake that the idea helps you avoid.</w:t>
       </w:r>
     </w:p>
     <w:p>
-      <w:r>
-        <w:t>After trying, check the relevant lesson or ask your teacher. Change the part of your explanation that the evidence shows was wrong.</w:t>
-      </w:r>
-    </w:p>
-    <w:p>
-      <w:r>
-        <w:t>Training fits parameters, validation chooses settings, and testing estimates final performance after choices are frozen.</w:t>
+      <w:pPr>
+        <w:spacing w:line="336" w:lineRule="auto" w:after="180"/>
+      </w:pPr>
+      <w:r>
+        <w:rPr>
+          <w:b w:val="0"/>
+        </w:rPr>
+        <w:t xml:space="preserve">After trying, check the relevant lesson or ask your teacher. Change the part of your explanation that the </w:t>
+      </w:r>
+      <w:r>
+        <w:rPr>
+          <w:b/>
+        </w:rPr>
+        <w:t>evidence</w:t>
+      </w:r>
+      <w:r>
+        <w:rPr>
+          <w:b w:val="0"/>
+        </w:rPr>
+        <w:t xml:space="preserve"> shows was wrong.</w:t>
+      </w:r>
+    </w:p>
+    <w:p>
+      <w:pPr>
+        <w:spacing w:line="336" w:lineRule="auto" w:after="180"/>
+      </w:pPr>
+      <w:r>
+        <w:rPr>
+          <w:b/>
+        </w:rPr>
+        <w:t>Training</w:t>
+      </w:r>
+      <w:r>
+        <w:rPr>
+          <w:b w:val="0"/>
+        </w:rPr>
+        <w:t xml:space="preserve"> fits parameters, </w:t>
+      </w:r>
+      <w:r>
+        <w:rPr>
+          <w:b/>
+        </w:rPr>
+        <w:t>validation</w:t>
+      </w:r>
+      <w:r>
+        <w:rPr>
+          <w:b w:val="0"/>
+        </w:rPr>
+        <w:t xml:space="preserve"> chooses settings, and testing estimates final performance after choices are frozen.</w:t>
       </w:r>
     </w:p>
     <w:p>
@@ -139,12 +276,45 @@
       </w:r>
     </w:p>
     <w:p>
-      <w:r>
-        <w:t>LEARNING TARGET  You have 30 leaves with 3 views each. Allocate 18 leaves to train,6 to validation,6 to test. How many images are in each? Where is a learned normalisation mean fitted?</w:t>
-      </w:r>
-    </w:p>
-    <w:p>
-      <w:r>
+      <w:pPr>
+        <w:pStyle w:val="Heading3"/>
+      </w:pPr>
+      <w:r>
+        <w:t>Your target</w:t>
+      </w:r>
+    </w:p>
+    <w:p>
+      <w:pPr>
+        <w:spacing w:line="336" w:lineRule="auto" w:after="180"/>
+        <w:shd w:fill="EDF7F3"/>
+      </w:pPr>
+      <w:r>
+        <w:rPr>
+          <w:b w:val="0"/>
+        </w:rPr>
+        <w:t xml:space="preserve">LEARNING TARGET  You have 30 leaves with 3 views each. Allocate 18 leaves to train,6 to </w:t>
+      </w:r>
+      <w:r>
+        <w:rPr>
+          <w:b/>
+        </w:rPr>
+        <w:t>validation</w:t>
+      </w:r>
+      <w:r>
+        <w:rPr>
+          <w:b w:val="0"/>
+        </w:rPr>
+        <w:t>,6 to test. How many images are in each? Where is a learned normalisation mean fitted?</w:t>
+      </w:r>
+    </w:p>
+    <w:p>
+      <w:pPr>
+        <w:spacing w:line="336" w:lineRule="auto" w:after="180"/>
+      </w:pPr>
+      <w:r>
+        <w:rPr>
+          <w:b w:val="0"/>
+        </w:rPr>
         <w:t>Builder name and experiment date:</w:t>
       </w:r>
     </w:p>
@@ -157,7 +327,14 @@
       </w:r>
     </w:p>
     <w:p>
-      <w:r>
+      <w:pPr>
+        <w:spacing w:line="336" w:lineRule="auto" w:after="180"/>
+        <w:shd w:fill="F5F1FB"/>
+      </w:pPr>
+      <w:r>
+        <w:rPr>
+          <w:b w:val="0"/>
+        </w:rPr>
         <w:t>Which data fitted the line last week?</w:t>
       </w:r>
     </w:p>
@@ -170,8 +347,26 @@
       </w:r>
     </w:p>
     <w:p>
-      <w:r>
-        <w:t>By the end, I can explain train, validation, test using a traced example and a stated limitation.</w:t>
+      <w:pPr>
+        <w:spacing w:line="336" w:lineRule="auto" w:after="180"/>
+      </w:pPr>
+      <w:r>
+        <w:rPr>
+          <w:b w:val="0"/>
+        </w:rPr>
+        <w:t xml:space="preserve">By the end, I can explain train, </w:t>
+      </w:r>
+      <w:r>
+        <w:rPr>
+          <w:b/>
+        </w:rPr>
+        <w:t>validation</w:t>
+      </w:r>
+      <w:r>
+        <w:rPr>
+          <w:b w:val="0"/>
+        </w:rPr>
+        <w:t>, test using a traced example and a stated limitation.</w:t>
       </w:r>
     </w:p>
     <w:p>
@@ -184,6 +379,17 @@
     </w:p>
     <w:p>
       <w:r>
+        <w:t>Investigate the supplied Train, Validation, Test case. Separate observations, given facts and assumptions before choosing an explanation.</w:t>
+      </w:r>
+    </w:p>
+    <w:p>
+      <w:pPr>
+        <w:spacing w:line="336" w:lineRule="auto" w:after="180"/>
+      </w:pPr>
+      <w:r>
+        <w:rPr>
+          <w:b/>
+        </w:rPr>
         <w:t>PICTURE ENTRY</w:t>
       </w:r>
     </w:p>
@@ -196,8 +402,26 @@
       </w:r>
     </w:p>
     <w:p>
-      <w:r>
-        <w:t>Begin with visible evidence; do not explain more than the picture and information support.</w:t>
+      <w:pPr>
+        <w:spacing w:line="336" w:lineRule="auto" w:after="180"/>
+      </w:pPr>
+      <w:r>
+        <w:rPr>
+          <w:b w:val="0"/>
+        </w:rPr>
+        <w:t xml:space="preserve">Begin with visible </w:t>
+      </w:r>
+      <w:r>
+        <w:rPr>
+          <w:b/>
+        </w:rPr>
+        <w:t>evidence</w:t>
+      </w:r>
+      <w:r>
+        <w:rPr>
+          <w:b w:val="0"/>
+        </w:rPr>
+        <w:t>; do not explain more than the picture and information support.</w:t>
       </w:r>
     </w:p>
     <w:p>
@@ -237,33 +461,150 @@
       </w:r>
     </w:p>
     <w:p>
-      <w:r>
-        <w:t>MYSTERY  The team must use train, validation, test to solve a model-building problem. What information do they have? What important evidence is still missing?</w:t>
-      </w:r>
-    </w:p>
-    <w:p>
-      <w:r>
+      <w:pPr>
+        <w:pStyle w:val="Heading3"/>
+      </w:pPr>
+      <w:r>
+        <w:t>Start with this puzzle</w:t>
+      </w:r>
+    </w:p>
+    <w:p>
+      <w:pPr>
+        <w:spacing w:line="336" w:lineRule="auto" w:after="180"/>
+        <w:shd w:fill="F1F6FC"/>
+      </w:pPr>
+      <w:r>
+        <w:rPr>
+          <w:b w:val="0"/>
+        </w:rPr>
+        <w:t xml:space="preserve">MYSTERY  The team must use train, </w:t>
+      </w:r>
+      <w:r>
+        <w:rPr>
+          <w:b/>
+        </w:rPr>
+        <w:t>validation</w:t>
+      </w:r>
+      <w:r>
+        <w:rPr>
+          <w:b w:val="0"/>
+        </w:rPr>
+        <w:t xml:space="preserve">, test to solve a model-building problem. What information do they have? What important </w:t>
+      </w:r>
+      <w:r>
+        <w:rPr>
+          <w:b/>
+        </w:rPr>
+        <w:t>evidence</w:t>
+      </w:r>
+      <w:r>
+        <w:rPr>
+          <w:b w:val="0"/>
+        </w:rPr>
+        <w:t xml:space="preserve"> is still missing?</w:t>
+      </w:r>
+    </w:p>
+    <w:p>
+      <w:pPr>
+        <w:spacing w:line="336" w:lineRule="auto" w:after="180"/>
+      </w:pPr>
+      <w:r>
+        <w:rPr>
+          <w:b w:val="0"/>
+        </w:rPr>
         <w:t>Name three visible details without interpreting them.</w:t>
       </w:r>
     </w:p>
     <w:p>
-      <w:r>
+      <w:pPr>
+        <w:spacing w:line="336" w:lineRule="auto" w:after="180"/>
+      </w:pPr>
+      <w:r>
+        <w:rPr>
+          <w:b w:val="0"/>
+        </w:rPr>
         <w:t>Predict the data, model, or evaluation decision being made.</w:t>
       </w:r>
     </w:p>
     <w:p>
-      <w:r>
+      <w:pPr>
+        <w:spacing w:line="336" w:lineRule="auto" w:after="180"/>
+      </w:pPr>
+      <w:r>
+        <w:rPr>
+          <w:b w:val="0"/>
+        </w:rPr>
         <w:t>Identify one hidden assumption that could change the result.</w:t>
       </w:r>
     </w:p>
     <w:p>
-      <w:r>
-        <w:t>State what evidence would confirm or reject your prediction.</w:t>
-      </w:r>
-    </w:p>
-    <w:p>
-      <w:r>
-        <w:t>My prediction and supporting evidence:</w:t>
+      <w:pPr>
+        <w:spacing w:line="336" w:lineRule="auto" w:after="180"/>
+      </w:pPr>
+      <w:r>
+        <w:rPr>
+          <w:b w:val="0"/>
+        </w:rPr>
+        <w:t xml:space="preserve">State what </w:t>
+      </w:r>
+      <w:r>
+        <w:rPr>
+          <w:b/>
+        </w:rPr>
+        <w:t>evidence</w:t>
+      </w:r>
+      <w:r>
+        <w:rPr>
+          <w:b w:val="0"/>
+        </w:rPr>
+        <w:t xml:space="preserve"> would confirm or reject your </w:t>
+      </w:r>
+      <w:r>
+        <w:rPr>
+          <w:b/>
+        </w:rPr>
+        <w:t>prediction</w:t>
+      </w:r>
+      <w:r>
+        <w:rPr>
+          <w:b w:val="0"/>
+        </w:rPr>
+        <w:t>.</w:t>
+      </w:r>
+    </w:p>
+    <w:p>
+      <w:pPr>
+        <w:spacing w:line="336" w:lineRule="auto" w:after="180"/>
+      </w:pPr>
+      <w:r>
+        <w:rPr>
+          <w:b w:val="0"/>
+        </w:rPr>
+        <w:t xml:space="preserve">My </w:t>
+      </w:r>
+      <w:r>
+        <w:rPr>
+          <w:b/>
+        </w:rPr>
+        <w:t>prediction</w:t>
+      </w:r>
+      <w:r>
+        <w:rPr>
+          <w:b w:val="0"/>
+        </w:rPr>
+        <w:t xml:space="preserve"> and supporting </w:t>
+      </w:r>
+      <w:r>
+        <w:rPr>
+          <w:b/>
+        </w:rPr>
+        <w:t>evidence</w:t>
+      </w:r>
+      <w:r>
+        <w:rPr>
+          <w:b w:val="0"/>
+        </w:rPr>
+        <w:t>:</w:t>
       </w:r>
     </w:p>
     <w:p>
@@ -275,13 +616,113 @@
       </w:r>
     </w:p>
     <w:p>
-      <w:r>
-        <w:t>Fitting and selecting answer different questions. Training adjusts parameters. Validation helps choose settings or model families. A final test estimates the performance of the frozen development process on held-out examples. Keep related records in the same split when separate rows could reveal the same source.</w:t>
-      </w:r>
-    </w:p>
-    <w:p>
-      <w:r>
-        <w:t>Use fictional classroom data throughout this investigation. Keep the task, units, reference labels and data split visible as you reason. Earlier weeks supplied the model-building process; this week examines validation and model selection.</w:t>
+      <w:pPr>
+        <w:spacing w:line="336" w:lineRule="auto" w:after="180"/>
+      </w:pPr>
+      <w:r>
+        <w:rPr>
+          <w:b/>
+        </w:rPr>
+        <w:t>Fitting</w:t>
+      </w:r>
+      <w:r>
+        <w:rPr>
+          <w:b w:val="0"/>
+        </w:rPr>
+        <w:t xml:space="preserve"> and selecting answer different questions. </w:t>
+      </w:r>
+      <w:r>
+        <w:rPr>
+          <w:b/>
+        </w:rPr>
+        <w:t>Training</w:t>
+      </w:r>
+      <w:r>
+        <w:rPr>
+          <w:b w:val="0"/>
+        </w:rPr>
+        <w:t xml:space="preserve"> adjusts parameters. </w:t>
+      </w:r>
+      <w:r>
+        <w:rPr>
+          <w:b/>
+        </w:rPr>
+        <w:t>Validation</w:t>
+      </w:r>
+      <w:r>
+        <w:rPr>
+          <w:b w:val="0"/>
+        </w:rPr>
+        <w:t xml:space="preserve"> helps choose settings or model families. A final test estimates the performance of the frozen development </w:t>
+      </w:r>
+      <w:r>
+        <w:rPr>
+          <w:b/>
+        </w:rPr>
+        <w:t>process</w:t>
+      </w:r>
+      <w:r>
+        <w:rPr>
+          <w:b w:val="0"/>
+        </w:rPr>
+        <w:t xml:space="preserve"> on held-out examples.</w:t>
+      </w:r>
+    </w:p>
+    <w:p>
+      <w:pPr>
+        <w:spacing w:line="336" w:lineRule="auto" w:after="180"/>
+      </w:pPr>
+      <w:r>
+        <w:rPr>
+          <w:b w:val="0"/>
+        </w:rPr>
+        <w:t>Keep related records in the same split when separate rows could reveal the same source.</w:t>
+      </w:r>
+    </w:p>
+    <w:p>
+      <w:pPr>
+        <w:spacing w:line="336" w:lineRule="auto" w:after="180"/>
+      </w:pPr>
+      <w:r>
+        <w:rPr>
+          <w:b w:val="0"/>
+        </w:rPr>
+        <w:t>Use fictional classroom data throughout this investigation. Keep the task, units, reference labels and data split visible as you reason.</w:t>
+      </w:r>
+    </w:p>
+    <w:p>
+      <w:pPr>
+        <w:spacing w:line="336" w:lineRule="auto" w:after="180"/>
+      </w:pPr>
+      <w:r>
+        <w:rPr>
+          <w:b w:val="0"/>
+        </w:rPr>
+        <w:t xml:space="preserve">Earlier weeks supplied the model-building </w:t>
+      </w:r>
+      <w:r>
+        <w:rPr>
+          <w:b/>
+        </w:rPr>
+        <w:t>process</w:t>
+      </w:r>
+      <w:r>
+        <w:rPr>
+          <w:b w:val="0"/>
+        </w:rPr>
+        <w:t xml:space="preserve">; this week examines </w:t>
+      </w:r>
+      <w:r>
+        <w:rPr>
+          <w:b/>
+        </w:rPr>
+        <w:t>validation</w:t>
+      </w:r>
+      <w:r>
+        <w:rPr>
+          <w:b w:val="0"/>
+        </w:rPr>
+        <w:t xml:space="preserve"> and model selection.</w:t>
       </w:r>
     </w:p>
     <w:p>
@@ -294,7 +735,24 @@
     </w:p>
     <w:p>
       <w:r>
-        <w:t>ML MECHANISM</w:t>
+        <w:t>Follow the mechanism for Train, Validation, Test. Connect each labelled input, deciding step and result.</w:t>
+      </w:r>
+    </w:p>
+    <w:p>
+      <w:pPr>
+        <w:spacing w:line="336" w:lineRule="auto" w:after="180"/>
+      </w:pPr>
+      <w:r>
+        <w:rPr>
+          <w:b/>
+        </w:rPr>
+        <w:t xml:space="preserve">ML </w:t>
+      </w:r>
+      <w:r>
+        <w:rPr>
+          <w:b/>
+        </w:rPr>
+        <w:t>MECHANISM</w:t>
       </w:r>
     </w:p>
     <w:p>
@@ -306,7 +764,13 @@
       </w:r>
     </w:p>
     <w:p>
-      <w:r>
+      <w:pPr>
+        <w:spacing w:line="336" w:lineRule="auto" w:after="180"/>
+      </w:pPr>
+      <w:r>
+        <w:rPr>
+          <w:b w:val="0"/>
+        </w:rPr>
         <w:t>Trace the information, fitted behavior, and evaluation proof separately.</w:t>
       </w:r>
     </w:p>
@@ -419,46 +883,260 @@
       </w:r>
     </w:p>
     <w:p>
-      <w:r>
+      <w:pPr>
+        <w:pStyle w:val="Heading3"/>
+      </w:pPr>
+      <w:r>
+        <w:t>Question to explain</w:t>
+      </w:r>
+    </w:p>
+    <w:p>
+      <w:pPr>
+        <w:spacing w:line="336" w:lineRule="auto" w:after="180"/>
+        <w:shd w:fill="F5F1FB"/>
+      </w:pPr>
+      <w:r>
+        <w:rPr>
+          <w:b w:val="0"/>
+        </w:rPr>
         <w:t>QUESTION  Assign every modeling decision and dataset use to the correct split.</w:t>
       </w:r>
     </w:p>
     <w:p>
-      <w:r>
-        <w:t>MODEL IDEA  Training fits parameters, validation chooses settings, and testing estimates final performance after choices are frozen.</w:t>
-      </w:r>
-    </w:p>
-    <w:p>
-      <w:r>
+      <w:pPr>
+        <w:spacing w:line="336" w:lineRule="auto" w:after="180"/>
+      </w:pPr>
+      <w:r>
+        <w:rPr>
+          <w:b w:val="0"/>
+        </w:rPr>
+        <w:t xml:space="preserve">MODEL IDEA  </w:t>
+      </w:r>
+      <w:r>
+        <w:rPr>
+          <w:b/>
+        </w:rPr>
+        <w:t>Training</w:t>
+      </w:r>
+      <w:r>
+        <w:rPr>
+          <w:b w:val="0"/>
+        </w:rPr>
+        <w:t xml:space="preserve"> fits parameters, </w:t>
+      </w:r>
+      <w:r>
+        <w:rPr>
+          <w:b/>
+        </w:rPr>
+        <w:t>validation</w:t>
+      </w:r>
+      <w:r>
+        <w:rPr>
+          <w:b w:val="0"/>
+        </w:rPr>
+        <w:t xml:space="preserve"> chooses settings, and testing estimates final performance after choices are frozen.</w:t>
+      </w:r>
+    </w:p>
+    <w:p>
+      <w:pPr>
+        <w:spacing w:line="336" w:lineRule="auto" w:after="180"/>
+      </w:pPr>
+      <w:r>
+        <w:rPr>
+          <w:b w:val="0"/>
+        </w:rPr>
         <w:t>PROOF NEEDED  Use an unseen case, visible calculation, error analysis, and a stated limitation.</w:t>
       </w:r>
     </w:p>
     <w:p>
-      <w:r>
-        <w:t>UNDER THE HOOD  Fit two candidate trees on training rows. Choose depth and threshold using validation metrics and error slices.</w:t>
-      </w:r>
-    </w:p>
-    <w:p>
-      <w:r>
-        <w:t>Draw a fresh data → model → prediction → evaluation trace:</w:t>
-      </w:r>
-    </w:p>
-    <w:p>
       <w:pPr>
         <w:pStyle w:val="Heading3"/>
       </w:pPr>
       <w:r>
+        <w:t>How the mechanism works</w:t>
+      </w:r>
+    </w:p>
+    <w:p>
+      <w:pPr>
+        <w:spacing w:line="336" w:lineRule="auto" w:after="180"/>
+        <w:shd w:fill="F1F6F8"/>
+      </w:pPr>
+      <w:r>
+        <w:rPr>
+          <w:b w:val="0"/>
+        </w:rPr>
+        <w:t xml:space="preserve">UNDER THE HOOD  Fit two candidate trees on </w:t>
+      </w:r>
+      <w:r>
+        <w:rPr>
+          <w:b/>
+        </w:rPr>
+        <w:t>training</w:t>
+      </w:r>
+      <w:r>
+        <w:rPr>
+          <w:b w:val="0"/>
+        </w:rPr>
+        <w:t xml:space="preserve"> rows. Choose depth and threshold using </w:t>
+      </w:r>
+      <w:r>
+        <w:rPr>
+          <w:b/>
+        </w:rPr>
+        <w:t>validation</w:t>
+      </w:r>
+      <w:r>
+        <w:rPr>
+          <w:b w:val="0"/>
+        </w:rPr>
+        <w:t xml:space="preserve"> metrics and error slices.</w:t>
+      </w:r>
+    </w:p>
+    <w:p>
+      <w:pPr>
+        <w:spacing w:line="336" w:lineRule="auto" w:after="180"/>
+      </w:pPr>
+      <w:r>
+        <w:rPr>
+          <w:b w:val="0"/>
+        </w:rPr>
+        <w:t xml:space="preserve">Draw a fresh data → model → </w:t>
+      </w:r>
+      <w:r>
+        <w:rPr>
+          <w:b/>
+        </w:rPr>
+        <w:t>prediction</w:t>
+      </w:r>
+      <w:r>
+        <w:rPr>
+          <w:b w:val="0"/>
+        </w:rPr>
+        <w:t xml:space="preserve"> → evaluation trace:</w:t>
+      </w:r>
+    </w:p>
+    <w:p>
+      <w:pPr>
+        <w:pStyle w:val="Heading3"/>
+      </w:pPr>
+      <w:r>
         <w:t>A closer explanation</w:t>
       </w:r>
     </w:p>
     <w:p>
-      <w:r>
-        <w:t>Three candidates have training MAE A=1, B=0, C=2 and validation MAE A=3, B=5, C=3. The declared rule is smallest validation MAE, then simpler model, with A simpler than C. Choose A. B fits training perfectly but does worse on validation. The final test remains unopened.</w:t>
-      </w:r>
-    </w:p>
-    <w:p>
-      <w:r>
-        <w:t>Before continuing, underline the decision rule and circle the evidence that supports the conclusion. Explain the example to a partner without replacing the counts or conditions with a stronger claim. Keep the distinction between an observed result and a proposed next step.</w:t>
+      <w:pPr>
+        <w:spacing w:line="336" w:lineRule="auto" w:after="180"/>
+      </w:pPr>
+      <w:r>
+        <w:rPr>
+          <w:b w:val="0"/>
+        </w:rPr>
+        <w:t xml:space="preserve">Three candidates have </w:t>
+      </w:r>
+      <w:r>
+        <w:rPr>
+          <w:b/>
+        </w:rPr>
+        <w:t>training</w:t>
+      </w:r>
+      <w:r>
+        <w:rPr>
+          <w:b w:val="0"/>
+        </w:rPr>
+        <w:t xml:space="preserve"> MAE A=1, B=0, C=2 and </w:t>
+      </w:r>
+      <w:r>
+        <w:rPr>
+          <w:b/>
+        </w:rPr>
+        <w:t>validation</w:t>
+      </w:r>
+      <w:r>
+        <w:rPr>
+          <w:b w:val="0"/>
+        </w:rPr>
+        <w:t xml:space="preserve"> MAE A=3, B=5, C=3. The declared rule is smallest </w:t>
+      </w:r>
+      <w:r>
+        <w:rPr>
+          <w:b/>
+        </w:rPr>
+        <w:t>validation</w:t>
+      </w:r>
+      <w:r>
+        <w:rPr>
+          <w:b w:val="0"/>
+        </w:rPr>
+        <w:t xml:space="preserve"> MAE, then simpler model, with A simpler than C. Choose A.</w:t>
+      </w:r>
+    </w:p>
+    <w:p>
+      <w:pPr>
+        <w:spacing w:line="336" w:lineRule="auto" w:after="180"/>
+      </w:pPr>
+      <w:r>
+        <w:rPr>
+          <w:b w:val="0"/>
+        </w:rPr>
+        <w:t xml:space="preserve">B fits </w:t>
+      </w:r>
+      <w:r>
+        <w:rPr>
+          <w:b/>
+        </w:rPr>
+        <w:t>training</w:t>
+      </w:r>
+      <w:r>
+        <w:rPr>
+          <w:b w:val="0"/>
+        </w:rPr>
+        <w:t xml:space="preserve"> perfectly but does worse on </w:t>
+      </w:r>
+      <w:r>
+        <w:rPr>
+          <w:b/>
+        </w:rPr>
+        <w:t>validation</w:t>
+      </w:r>
+      <w:r>
+        <w:rPr>
+          <w:b w:val="0"/>
+        </w:rPr>
+        <w:t>. The final test remains unopened.</w:t>
+      </w:r>
+    </w:p>
+    <w:p>
+      <w:pPr>
+        <w:spacing w:line="336" w:lineRule="auto" w:after="180"/>
+      </w:pPr>
+      <w:r>
+        <w:rPr>
+          <w:b w:val="0"/>
+        </w:rPr>
+        <w:t xml:space="preserve">Before continuing, underline the decision rule and circle the </w:t>
+      </w:r>
+      <w:r>
+        <w:rPr>
+          <w:b/>
+        </w:rPr>
+        <w:t>evidence</w:t>
+      </w:r>
+      <w:r>
+        <w:rPr>
+          <w:b w:val="0"/>
+        </w:rPr>
+        <w:t xml:space="preserve"> that supports the conclusion. Explain the example to a partner without replacing the counts or conditions with a stronger claim.</w:t>
+      </w:r>
+    </w:p>
+    <w:p>
+      <w:pPr>
+        <w:spacing w:line="336" w:lineRule="auto" w:after="180"/>
+      </w:pPr>
+      <w:r>
+        <w:rPr>
+          <w:b w:val="0"/>
+        </w:rPr>
+        <w:t>Keep the distinction between an observed result and a proposed next step.</w:t>
       </w:r>
     </w:p>
     <w:p>
@@ -470,8 +1148,26 @@
       </w:r>
     </w:p>
     <w:p>
-      <w:r>
-        <w:t>Point to the input, the deciding step and the result in this week’s visual. Explain the same step in ordinary words. A picture helps when you can say what each part represents.</w:t>
+      <w:pPr>
+        <w:spacing w:line="336" w:lineRule="auto" w:after="180"/>
+      </w:pPr>
+      <w:r>
+        <w:rPr>
+          <w:b w:val="0"/>
+        </w:rPr>
+        <w:t xml:space="preserve">Point to the </w:t>
+      </w:r>
+      <w:r>
+        <w:rPr>
+          <w:b/>
+        </w:rPr>
+        <w:t>input</w:t>
+      </w:r>
+      <w:r>
+        <w:rPr>
+          <w:b w:val="0"/>
+        </w:rPr>
+        <w:t>, the deciding step and the result in this week’s visual. Explain the same step in ordinary words. A picture helps when you can say what each part represents.</w:t>
       </w:r>
     </w:p>
     <w:p>
@@ -484,6 +1180,17 @@
     </w:p>
     <w:p>
       <w:r>
+        <w:t>Compare the supplied cases for Train, Validation, Test. Identify the detail that changes the conclusion.</w:t>
+      </w:r>
+    </w:p>
+    <w:p>
+      <w:pPr>
+        <w:spacing w:line="336" w:lineRule="auto" w:after="180"/>
+      </w:pPr>
+      <w:r>
+        <w:rPr>
+          <w:b/>
+        </w:rPr>
         <w:t>EVALUATION DESIGN</w:t>
       </w:r>
     </w:p>
@@ -496,7 +1203,13 @@
       </w:r>
     </w:p>
     <w:p>
-      <w:r>
+      <w:pPr>
+        <w:spacing w:line="336" w:lineRule="auto" w:after="180"/>
+      </w:pPr>
+      <w:r>
+        <w:rPr>
+          <w:b w:val="0"/>
+        </w:rPr>
         <w:t>A system is not understood until it survives more than one comfortable example.</w:t>
       </w:r>
     </w:p>
@@ -645,32 +1358,91 @@
       </w:r>
     </w:p>
     <w:p>
-      <w:r>
+      <w:pPr>
+        <w:spacing w:line="336" w:lineRule="auto" w:after="180"/>
+      </w:pPr>
+      <w:r>
+        <w:rPr>
+          <w:b w:val="0"/>
+        </w:rPr>
         <w:t>NORMAL  Expected data and expected behavior.</w:t>
       </w:r>
     </w:p>
     <w:p>
-      <w:r>
-        <w:t>BOUNDARY  Value close to a threshold, ambiguous label, or uncertain prediction.</w:t>
-      </w:r>
-    </w:p>
-    <w:p>
-      <w:r>
+      <w:pPr>
+        <w:pStyle w:val="Heading3"/>
+      </w:pPr>
+      <w:r>
+        <w:t>Keep this boundary clear</w:t>
+      </w:r>
+    </w:p>
+    <w:p>
+      <w:pPr>
+        <w:spacing w:line="336" w:lineRule="auto" w:after="180"/>
+        <w:shd w:fill="FFF5E6"/>
+      </w:pPr>
+      <w:r>
+        <w:rPr>
+          <w:b w:val="0"/>
+        </w:rPr>
+        <w:t xml:space="preserve">BOUNDARY  Value close to a threshold, ambiguous label, or uncertain </w:t>
+      </w:r>
+      <w:r>
+        <w:rPr>
+          <w:b/>
+        </w:rPr>
+        <w:t>prediction</w:t>
+      </w:r>
+      <w:r>
+        <w:rPr>
+          <w:b w:val="0"/>
+        </w:rPr>
+        <w:t>.</w:t>
+      </w:r>
+    </w:p>
+    <w:p>
+      <w:pPr>
+        <w:spacing w:line="336" w:lineRule="auto" w:after="180"/>
+      </w:pPr>
+      <w:r>
+        <w:rPr>
+          <w:b w:val="0"/>
+        </w:rPr>
         <w:t>MISSING  Necessary field, label, source, or measurement is unavailable.</w:t>
       </w:r>
     </w:p>
     <w:p>
-      <w:r>
+      <w:pPr>
+        <w:spacing w:line="336" w:lineRule="auto" w:after="180"/>
+      </w:pPr>
+      <w:r>
+        <w:rPr>
+          <w:b w:val="0"/>
+        </w:rPr>
         <w:t>SHIFTED  New lighting, species, device, subgroup, or time condition.</w:t>
       </w:r>
     </w:p>
     <w:p>
-      <w:r>
+      <w:pPr>
+        <w:spacing w:line="336" w:lineRule="auto" w:after="180"/>
+        <w:shd w:fill="FFF5E6"/>
+      </w:pPr>
+      <w:r>
+        <w:rPr>
+          <w:b w:val="0"/>
+        </w:rPr>
         <w:t>RELEASE RULE  Passing one case never proves generalization. Predefine expected behavior for all four categories.</w:t>
       </w:r>
     </w:p>
     <w:p>
-      <w:r>
+      <w:pPr>
+        <w:spacing w:line="336" w:lineRule="auto" w:after="180"/>
+        <w:shd w:fill="F5F1FB"/>
+      </w:pPr>
+      <w:r>
+        <w:rPr>
+          <w:b w:val="0"/>
+        </w:rPr>
         <w:t>Which case most threatens today's claim, and why?</w:t>
       </w:r>
     </w:p>
@@ -683,18 +1455,93 @@
       </w:r>
     </w:p>
     <w:p>
-      <w:r>
-        <w:t>Change: A and B both have validation MAE2 cm; A is simpler under a predeclared tie rule.</w:t>
-      </w:r>
-    </w:p>
-    <w:p>
-      <w:r>
-        <w:t>Prediction: Select A using the predeclared simpler-model tie-break.</w:t>
-      </w:r>
-    </w:p>
-    <w:p>
-      <w:r>
-        <w:t>Reason: The validation errors tie, so the stated second a = ry rule decides without consulting final data.</w:t>
+      <w:pPr>
+        <w:pStyle w:val="Heading3"/>
+      </w:pPr>
+      <w:r>
+        <w:t>Change one thing</w:t>
+      </w:r>
+    </w:p>
+    <w:p>
+      <w:pPr>
+        <w:spacing w:line="336" w:lineRule="auto" w:after="180"/>
+        <w:shd w:fill="F5F1FB"/>
+      </w:pPr>
+      <w:r>
+        <w:rPr>
+          <w:b w:val="0"/>
+        </w:rPr>
+        <w:t xml:space="preserve">Change: A and B both have </w:t>
+      </w:r>
+      <w:r>
+        <w:rPr>
+          <w:b/>
+        </w:rPr>
+        <w:t>validation</w:t>
+      </w:r>
+      <w:r>
+        <w:rPr>
+          <w:b w:val="0"/>
+        </w:rPr>
+        <w:t xml:space="preserve"> MAE2 cm; A is simpler under a predeclared tie rule.</w:t>
+      </w:r>
+    </w:p>
+    <w:p>
+      <w:pPr>
+        <w:pStyle w:val="Heading3"/>
+      </w:pPr>
+      <w:r>
+        <w:t>Predicted result</w:t>
+      </w:r>
+    </w:p>
+    <w:p>
+      <w:pPr>
+        <w:spacing w:line="336" w:lineRule="auto" w:after="180"/>
+        <w:shd w:fill="F1F6FC"/>
+      </w:pPr>
+      <w:r>
+        <w:rPr>
+          <w:b/>
+        </w:rPr>
+        <w:t>Prediction</w:t>
+      </w:r>
+      <w:r>
+        <w:rPr>
+          <w:b w:val="0"/>
+        </w:rPr>
+        <w:t>: Select A using the predeclared simpler-model tie-break.</w:t>
+      </w:r>
+    </w:p>
+    <w:p>
+      <w:pPr>
+        <w:pStyle w:val="Heading3"/>
+      </w:pPr>
+      <w:r>
+        <w:t>Why the result follows</w:t>
+      </w:r>
+    </w:p>
+    <w:p>
+      <w:pPr>
+        <w:spacing w:line="336" w:lineRule="auto" w:after="180"/>
+        <w:shd w:fill="F1F6FC"/>
+      </w:pPr>
+      <w:r>
+        <w:rPr>
+          <w:b w:val="0"/>
+        </w:rPr>
+        <w:t xml:space="preserve">Reason: The </w:t>
+      </w:r>
+      <w:r>
+        <w:rPr>
+          <w:b/>
+        </w:rPr>
+        <w:t>validation</w:t>
+      </w:r>
+      <w:r>
+        <w:rPr>
+          <w:b w:val="0"/>
+        </w:rPr>
+        <w:t xml:space="preserve"> errors tie, so the stated second a = ry rule decides without consulting final data.</w:t>
       </w:r>
     </w:p>
     <w:p>
@@ -707,6 +1554,17 @@
     </w:p>
     <w:p>
       <w:r>
+        <w:t>Use the vocabulary of Train, Validation, Test to explain a concrete decision, rather than only memorising definitions.</w:t>
+      </w:r>
+    </w:p>
+    <w:p>
+      <w:pPr>
+        <w:spacing w:line="336" w:lineRule="auto" w:after="180"/>
+      </w:pPr>
+      <w:r>
+        <w:rPr>
+          <w:b/>
+        </w:rPr>
         <w:t>VOCABULARY</w:t>
       </w:r>
     </w:p>
@@ -719,7 +1577,13 @@
       </w:r>
     </w:p>
     <w:p>
-      <w:r>
+      <w:pPr>
+        <w:spacing w:line="336" w:lineRule="auto" w:after="180"/>
+      </w:pPr>
+      <w:r>
+        <w:rPr>
+          <w:b w:val="0"/>
+        </w:rPr>
         <w:t>A definition matters when it lets you interpret a new dataset, model, or result.</w:t>
       </w:r>
     </w:p>
@@ -1035,12 +1899,25 @@
       </w:tr>
     </w:tbl>
     <w:p>
-      <w:r>
+      <w:pPr>
+        <w:spacing w:line="336" w:lineRule="auto" w:after="180"/>
+        <w:shd w:fill="FFF5E6"/>
+      </w:pPr>
+      <w:r>
+        <w:rPr>
+          <w:b w:val="0"/>
+        </w:rPr>
         <w:t>MISCONCEPTION TO REPAIR  Three random folders are enough even when photos of one plant appear in each.</w:t>
       </w:r>
     </w:p>
     <w:p>
-      <w:r>
+      <w:pPr>
+        <w:spacing w:line="336" w:lineRule="auto" w:after="180"/>
+      </w:pPr>
+      <w:r>
+        <w:rPr>
+          <w:b w:val="0"/>
+        </w:rPr>
         <w:t>Repair the claim using a definition, calculation, or test record:</w:t>
       </w:r>
     </w:p>
@@ -1186,7 +2063,24 @@
     </w:p>
     <w:p>
       <w:r>
-        <w:t>WORKED EVIDENCE</w:t>
+        <w:t>Follow the worked trace for Train, Validation, Test, predict a step, then compare with its explanation.</w:t>
+      </w:r>
+    </w:p>
+    <w:p>
+      <w:pPr>
+        <w:spacing w:line="336" w:lineRule="auto" w:after="180"/>
+      </w:pPr>
+      <w:r>
+        <w:rPr>
+          <w:b/>
+        </w:rPr>
+        <w:t xml:space="preserve">WORKED </w:t>
+      </w:r>
+      <w:r>
+        <w:rPr>
+          <w:b/>
+        </w:rPr>
+        <w:t>EVIDENCE</w:t>
       </w:r>
     </w:p>
     <w:p>
@@ -1198,8 +2092,26 @@
       </w:r>
     </w:p>
     <w:p>
-      <w:r>
-        <w:t>Predict first. Then check each step. A correct answer without visible evidence cannot be audited.</w:t>
+      <w:pPr>
+        <w:spacing w:line="336" w:lineRule="auto" w:after="180"/>
+      </w:pPr>
+      <w:r>
+        <w:rPr>
+          <w:b w:val="0"/>
+        </w:rPr>
+        <w:t xml:space="preserve">Predict first. Then check each step. A correct answer without visible </w:t>
+      </w:r>
+      <w:r>
+        <w:rPr>
+          <w:b/>
+        </w:rPr>
+        <w:t>evidence</w:t>
+      </w:r>
+      <w:r>
+        <w:rPr>
+          <w:b w:val="0"/>
+        </w:rPr>
+        <w:t xml:space="preserve"> cannot be audited.</w:t>
       </w:r>
     </w:p>
     <w:p>
@@ -1239,33 +2151,154 @@
       </w:r>
     </w:p>
     <w:p>
-      <w:r>
-        <w:t>STEP 1  Fit two candidate trees on training rows.</w:t>
-      </w:r>
-    </w:p>
-    <w:p>
-      <w:r>
-        <w:t>STEP 2  Choose depth and threshold using validation metrics and error slices.</w:t>
-      </w:r>
-    </w:p>
-    <w:p>
-      <w:r>
-        <w:t>STEP 3  Freeze preprocessing, features, model, and decision threshold.</w:t>
-      </w:r>
-    </w:p>
-    <w:p>
-      <w:r>
+      <w:pPr>
+        <w:pStyle w:val="Heading3"/>
+      </w:pPr>
+      <w:r>
+        <w:t>Step 1</w:t>
+      </w:r>
+    </w:p>
+    <w:p>
+      <w:pPr>
+        <w:spacing w:line="336" w:lineRule="auto" w:after="180"/>
+        <w:shd w:fill="F4F9FC"/>
+      </w:pPr>
+      <w:r>
+        <w:rPr>
+          <w:b w:val="0"/>
+        </w:rPr>
+        <w:t xml:space="preserve">STEP 1  Fit two candidate trees on </w:t>
+      </w:r>
+      <w:r>
+        <w:rPr>
+          <w:b/>
+        </w:rPr>
+        <w:t>training</w:t>
+      </w:r>
+      <w:r>
+        <w:rPr>
+          <w:b w:val="0"/>
+        </w:rPr>
+        <w:t xml:space="preserve"> rows.</w:t>
+      </w:r>
+    </w:p>
+    <w:p>
+      <w:pPr>
+        <w:pStyle w:val="Heading3"/>
+      </w:pPr>
+      <w:r>
+        <w:t>Step 2</w:t>
+      </w:r>
+    </w:p>
+    <w:p>
+      <w:pPr>
+        <w:spacing w:line="336" w:lineRule="auto" w:after="180"/>
+        <w:shd w:fill="F4F9FC"/>
+      </w:pPr>
+      <w:r>
+        <w:rPr>
+          <w:b w:val="0"/>
+        </w:rPr>
+        <w:t xml:space="preserve">STEP 2  Choose depth and threshold using </w:t>
+      </w:r>
+      <w:r>
+        <w:rPr>
+          <w:b/>
+        </w:rPr>
+        <w:t>validation</w:t>
+      </w:r>
+      <w:r>
+        <w:rPr>
+          <w:b w:val="0"/>
+        </w:rPr>
+        <w:t xml:space="preserve"> metrics and error slices.</w:t>
+      </w:r>
+    </w:p>
+    <w:p>
+      <w:pPr>
+        <w:pStyle w:val="Heading3"/>
+      </w:pPr>
+      <w:r>
+        <w:t>Step 3</w:t>
+      </w:r>
+    </w:p>
+    <w:p>
+      <w:pPr>
+        <w:spacing w:line="336" w:lineRule="auto" w:after="180"/>
+        <w:shd w:fill="F4F9FC"/>
+      </w:pPr>
+      <w:r>
+        <w:rPr>
+          <w:b w:val="0"/>
+        </w:rPr>
+        <w:t>STEP 3  Freeze pre</w:t>
+      </w:r>
+      <w:r>
+        <w:rPr>
+          <w:b/>
+        </w:rPr>
+        <w:t>process</w:t>
+      </w:r>
+      <w:r>
+        <w:rPr>
+          <w:b w:val="0"/>
+        </w:rPr>
+        <w:t>ing, features, model, and decision threshold.</w:t>
+      </w:r>
+    </w:p>
+    <w:p>
+      <w:pPr>
+        <w:pStyle w:val="Heading3"/>
+      </w:pPr>
+      <w:r>
+        <w:t>Step 4</w:t>
+      </w:r>
+    </w:p>
+    <w:p>
+      <w:pPr>
+        <w:spacing w:line="336" w:lineRule="auto" w:after="180"/>
+        <w:shd w:fill="F4F9FC"/>
+      </w:pPr>
+      <w:r>
+        <w:rPr>
+          <w:b w:val="0"/>
+        </w:rPr>
         <w:t>STEP 4  Evaluate once on test; do not return to tune and still call it final.</w:t>
       </w:r>
     </w:p>
     <w:p>
-      <w:r>
+      <w:pPr>
+        <w:spacing w:line="336" w:lineRule="auto" w:after="180"/>
+        <w:shd w:fill="EDF7F3"/>
+      </w:pPr>
+      <w:r>
+        <w:rPr>
+          <w:b w:val="0"/>
+        </w:rPr>
         <w:t>CHECK  Verify the denominator, unit, split, class definition, and data version before interpreting a score.</w:t>
       </w:r>
     </w:p>
     <w:p>
-      <w:r>
-        <w:t>Recalculate, retrace, or restate the evidence independently:</w:t>
+      <w:pPr>
+        <w:spacing w:line="336" w:lineRule="auto" w:after="180"/>
+      </w:pPr>
+      <w:r>
+        <w:rPr>
+          <w:b w:val="0"/>
+        </w:rPr>
+        <w:t xml:space="preserve">Recalculate, retrace, or restate the </w:t>
+      </w:r>
+      <w:r>
+        <w:rPr>
+          <w:b/>
+        </w:rPr>
+        <w:t>evidence</w:t>
+      </w:r>
+      <w:r>
+        <w:rPr>
+          <w:b w:val="0"/>
+        </w:rPr>
+        <w:t xml:space="preserve"> independently:</w:t>
       </w:r>
     </w:p>
     <w:p>
@@ -1469,7 +2502,13 @@
       </w:r>
     </w:p>
     <w:p>
-      <w:r>
+      <w:pPr>
+        <w:spacing w:line="336" w:lineRule="auto" w:after="180"/>
+      </w:pPr>
+      <w:r>
+        <w:rPr>
+          <w:b w:val="0"/>
+        </w:rPr>
         <w:t>Cover the result before checking it. Say what is given, choose the procedure, and follow one step at a time. Then uncover the result and explain your first mismatch. Ask why a step is allowed, not only what number it produces.</w:t>
       </w:r>
     </w:p>
@@ -1482,8 +2521,50 @@
       </w:r>
     </w:p>
     <w:p>
-      <w:r>
-        <w:t>Assign a separate job to training, validation and final test evidence.</w:t>
+      <w:pPr>
+        <w:spacing w:line="336" w:lineRule="auto" w:after="180"/>
+      </w:pPr>
+      <w:r>
+        <w:rPr>
+          <w:b w:val="0"/>
+        </w:rPr>
+        <w:t xml:space="preserve">Assign a separate job to </w:t>
+      </w:r>
+      <w:r>
+        <w:rPr>
+          <w:b/>
+        </w:rPr>
+        <w:t>training</w:t>
+      </w:r>
+      <w:r>
+        <w:rPr>
+          <w:b w:val="0"/>
+        </w:rPr>
+        <w:t xml:space="preserve">, </w:t>
+      </w:r>
+      <w:r>
+        <w:rPr>
+          <w:b/>
+        </w:rPr>
+        <w:t>validation</w:t>
+      </w:r>
+      <w:r>
+        <w:rPr>
+          <w:b w:val="0"/>
+        </w:rPr>
+        <w:t xml:space="preserve"> and final test </w:t>
+      </w:r>
+      <w:r>
+        <w:rPr>
+          <w:b/>
+        </w:rPr>
+        <w:t>evidence</w:t>
+      </w:r>
+      <w:r>
+        <w:rPr>
+          <w:b w:val="0"/>
+        </w:rPr>
+        <w:t>.</w:t>
       </w:r>
     </w:p>
     <w:p>
@@ -1495,13 +2576,103 @@
       </w:r>
     </w:p>
     <w:p>
-      <w:r>
-        <w:t>Candidates A and B have training MAE1 and 0 cm; validation MAE2 and 3 cm. Selection rule is smallest validation MAE.</w:t>
-      </w:r>
-    </w:p>
-    <w:p>
-      <w:r>
-        <w:t>All inputs and outcomes in this worked example are invented classroom data; no real model run is claimed.</w:t>
+      <w:pPr>
+        <w:pStyle w:val="Heading3"/>
+      </w:pPr>
+      <w:r>
+        <w:t>Supplied facts</w:t>
+      </w:r>
+    </w:p>
+    <w:p>
+      <w:pPr>
+        <w:spacing w:line="336" w:lineRule="auto" w:after="180"/>
+        <w:shd w:fill="F1F6FC"/>
+      </w:pPr>
+      <w:r>
+        <w:rPr>
+          <w:b w:val="0"/>
+        </w:rPr>
+        <w:t xml:space="preserve">Candidates A and B have </w:t>
+      </w:r>
+      <w:r>
+        <w:rPr>
+          <w:b/>
+        </w:rPr>
+        <w:t>training</w:t>
+      </w:r>
+      <w:r>
+        <w:rPr>
+          <w:b w:val="0"/>
+        </w:rPr>
+        <w:t xml:space="preserve"> MAE1 and 0 cm; </w:t>
+      </w:r>
+      <w:r>
+        <w:rPr>
+          <w:b/>
+        </w:rPr>
+        <w:t>validation</w:t>
+      </w:r>
+      <w:r>
+        <w:rPr>
+          <w:b w:val="0"/>
+        </w:rPr>
+        <w:t xml:space="preserve"> MAE2 and 3 cm. </w:t>
+      </w:r>
+      <w:r>
+        <w:rPr>
+          <w:b/>
+        </w:rPr>
+        <w:t>Selection rule</w:t>
+      </w:r>
+      <w:r>
+        <w:rPr>
+          <w:b w:val="0"/>
+        </w:rPr>
+        <w:t xml:space="preserve"> is smallest </w:t>
+      </w:r>
+      <w:r>
+        <w:rPr>
+          <w:b/>
+        </w:rPr>
+        <w:t>validation</w:t>
+      </w:r>
+      <w:r>
+        <w:rPr>
+          <w:b w:val="0"/>
+        </w:rPr>
+        <w:t xml:space="preserve"> MAE.</w:t>
+      </w:r>
+    </w:p>
+    <w:p>
+      <w:pPr>
+        <w:pStyle w:val="Heading3"/>
+      </w:pPr>
+      <w:r>
+        <w:t>Supplied facts</w:t>
+      </w:r>
+    </w:p>
+    <w:p>
+      <w:pPr>
+        <w:spacing w:line="336" w:lineRule="auto" w:after="180"/>
+        <w:shd w:fill="F1F6FC"/>
+      </w:pPr>
+      <w:r>
+        <w:rPr>
+          <w:b w:val="0"/>
+        </w:rPr>
+        <w:t xml:space="preserve">All </w:t>
+      </w:r>
+      <w:r>
+        <w:rPr>
+          <w:b/>
+        </w:rPr>
+        <w:t>input</w:t>
+      </w:r>
+      <w:r>
+        <w:rPr>
+          <w:b w:val="0"/>
+        </w:rPr>
+        <w:t>s and outcomes in this worked example are invented classroom data; no real model run is claimed.</w:t>
       </w:r>
     </w:p>
     <w:p>
@@ -1664,31 +2835,163 @@
       </w:r>
     </w:p>
     <w:p>
-      <w:r>
-        <w:t>Read the picture in order. Freeze A before scoring final cases; do not select again using their labels. The arrows show which recorded input or intermediate result each decision uses. Explain the deciding step aloud before checking the changed case; pointing to the final answer alone does not show how it follows.</w:t>
-      </w:r>
-    </w:p>
-    <w:p>
       <w:pPr>
         <w:pStyle w:val="Heading3"/>
       </w:pPr>
       <w:r>
+        <w:t>Why the result follows</w:t>
+      </w:r>
+    </w:p>
+    <w:p>
+      <w:pPr>
+        <w:spacing w:line="336" w:lineRule="auto" w:after="180"/>
+        <w:shd w:fill="F1F6FC"/>
+      </w:pPr>
+      <w:r>
+        <w:rPr>
+          <w:b w:val="0"/>
+        </w:rPr>
+        <w:t xml:space="preserve">Read the picture in order. Freeze A before scoring final cases; do not select again using their labels. The arrows show which recorded </w:t>
+      </w:r>
+      <w:r>
+        <w:rPr>
+          <w:b/>
+        </w:rPr>
+        <w:t>input</w:t>
+      </w:r>
+      <w:r>
+        <w:rPr>
+          <w:b w:val="0"/>
+        </w:rPr>
+        <w:t xml:space="preserve"> or intermediate result each decision uses.</w:t>
+      </w:r>
+    </w:p>
+    <w:p>
+      <w:pPr>
+        <w:spacing w:line="336" w:lineRule="auto" w:after="180"/>
+        <w:shd w:fill="F1F6FC"/>
+      </w:pPr>
+      <w:r>
+        <w:rPr>
+          <w:b w:val="0"/>
+        </w:rPr>
+        <w:t>Explain the deciding step aloud before checking the changed case; pointing to the final answer alone does not show how it follows.</w:t>
+      </w:r>
+    </w:p>
+    <w:p>
+      <w:pPr>
+        <w:pStyle w:val="Heading3"/>
+      </w:pPr>
+      <w:r>
         <w:t>What this example does not establish</w:t>
       </w:r>
     </w:p>
     <w:p>
-      <w:r>
-        <w:t>Repeated validation use can itself overfit model choices; keep a genuinely untouched final evaluation.</w:t>
-      </w:r>
-    </w:p>
-    <w:p>
-      <w:r>
-        <w:t>Read the labelled picture: Why does B’s zero training MAE not settle the original choice? Point to the relevant step in the picture, then write the changed result and the rule or evidence that supports it.</w:t>
-      </w:r>
-    </w:p>
-    <w:p>
-      <w:r>
-        <w:t>Change one thing: A and B both have validation MAE2 cm; A is simpler under a predeclared tie rule. Predict the result before checking the explanation. What remains the same?</w:t>
+      <w:pPr>
+        <w:pStyle w:val="Heading3"/>
+      </w:pPr>
+      <w:r>
+        <w:t>Keep the stated limit</w:t>
+      </w:r>
+    </w:p>
+    <w:p>
+      <w:pPr>
+        <w:spacing w:line="336" w:lineRule="auto" w:after="180"/>
+        <w:shd w:fill="FFF5E6"/>
+      </w:pPr>
+      <w:r>
+        <w:rPr>
+          <w:b w:val="0"/>
+        </w:rPr>
+        <w:t xml:space="preserve">Repeated </w:t>
+      </w:r>
+      <w:r>
+        <w:rPr>
+          <w:b/>
+        </w:rPr>
+        <w:t>validation</w:t>
+      </w:r>
+      <w:r>
+        <w:rPr>
+          <w:b w:val="0"/>
+        </w:rPr>
+        <w:t xml:space="preserve"> use can itself overfit model choices; keep a genuinely untouched final evaluation.</w:t>
+      </w:r>
+    </w:p>
+    <w:p>
+      <w:pPr>
+        <w:pStyle w:val="Heading3"/>
+      </w:pPr>
+      <w:r>
+        <w:t>Keep the stated limit</w:t>
+      </w:r>
+    </w:p>
+    <w:p>
+      <w:pPr>
+        <w:spacing w:line="336" w:lineRule="auto" w:after="180"/>
+        <w:shd w:fill="FFF5E6"/>
+      </w:pPr>
+      <w:r>
+        <w:rPr>
+          <w:b w:val="0"/>
+        </w:rPr>
+        <w:t xml:space="preserve">Read the labelled picture: Why does B’s zero </w:t>
+      </w:r>
+      <w:r>
+        <w:rPr>
+          <w:b/>
+        </w:rPr>
+        <w:t>training</w:t>
+      </w:r>
+      <w:r>
+        <w:rPr>
+          <w:b w:val="0"/>
+        </w:rPr>
+        <w:t xml:space="preserve"> MAE not settle the original choice? Point to the relevant step in the picture, then write the changed result and the rule or </w:t>
+      </w:r>
+      <w:r>
+        <w:rPr>
+          <w:b/>
+        </w:rPr>
+        <w:t>evidence</w:t>
+      </w:r>
+      <w:r>
+        <w:rPr>
+          <w:b w:val="0"/>
+        </w:rPr>
+        <w:t xml:space="preserve"> that supports it.</w:t>
+      </w:r>
+    </w:p>
+    <w:p>
+      <w:pPr>
+        <w:pStyle w:val="Heading3"/>
+      </w:pPr>
+      <w:r>
+        <w:t>Keep the stated limit</w:t>
+      </w:r>
+    </w:p>
+    <w:p>
+      <w:pPr>
+        <w:spacing w:line="336" w:lineRule="auto" w:after="180"/>
+        <w:shd w:fill="FFF5E6"/>
+      </w:pPr>
+      <w:r>
+        <w:rPr>
+          <w:b w:val="0"/>
+        </w:rPr>
+        <w:t xml:space="preserve">Change one thing: A and B both have </w:t>
+      </w:r>
+      <w:r>
+        <w:rPr>
+          <w:b/>
+        </w:rPr>
+        <w:t>validation</w:t>
+      </w:r>
+      <w:r>
+        <w:rPr>
+          <w:b w:val="0"/>
+        </w:rPr>
+        <w:t xml:space="preserve"> MAE2 cm; A is simpler under a predeclared tie rule. Predict the result before checking the explanation. What remains the same?</w:t>
       </w:r>
     </w:p>
     <w:p>
@@ -1701,6 +3004,26 @@
     </w:p>
     <w:p>
       <w:r>
+        <w:t>Find the unsupported step in the Train, Validation, Test claim and explain a repair using the supplied evidence.</w:t>
+      </w:r>
+    </w:p>
+    <w:p>
+      <w:pPr>
+        <w:pStyle w:val="Heading3"/>
+      </w:pPr>
+      <w:r>
+        <w:t>Find the first error</w:t>
+      </w:r>
+    </w:p>
+    <w:p>
+      <w:pPr>
+        <w:spacing w:line="336" w:lineRule="auto" w:after="180"/>
+        <w:shd w:fill="FFF5E6"/>
+      </w:pPr>
+      <w:r>
+        <w:rPr>
+          <w:b w:val="0"/>
+        </w:rPr>
         <w:t>ERROR DETECTIVE</w:t>
       </w:r>
     </w:p>
@@ -1713,7 +3036,13 @@
       </w:r>
     </w:p>
     <w:p>
-      <w:r>
+      <w:pPr>
+        <w:spacing w:line="336" w:lineRule="auto" w:after="180"/>
+      </w:pPr>
+      <w:r>
+        <w:rPr>
+          <w:b w:val="0"/>
+        </w:rPr>
         <w:t>Do not patch the answer. Find the earliest unsupported assumption, data problem, or experiment error.</w:t>
       </w:r>
     </w:p>
@@ -1964,12 +3293,25 @@
       </w:tr>
     </w:tbl>
     <w:p>
-      <w:r>
+      <w:pPr>
+        <w:spacing w:line="336" w:lineRule="auto" w:after="180"/>
+        <w:shd w:fill="FFF5E6"/>
+      </w:pPr>
+      <w:r>
+        <w:rPr>
+          <w:b w:val="0"/>
+        </w:rPr>
         <w:t>CLAIM TO CHALLENGE  Three random folders are enough even when photos of one plant appear in each.</w:t>
       </w:r>
     </w:p>
     <w:p>
-      <w:r>
+      <w:pPr>
+        <w:spacing w:line="336" w:lineRule="auto" w:after="180"/>
+      </w:pPr>
+      <w:r>
+        <w:rPr>
+          <w:b w:val="0"/>
+        </w:rPr>
         <w:t>Diagnose one cause and name the cleanest next experiment:</w:t>
       </w:r>
     </w:p>
@@ -1982,8 +3324,49 @@
       </w:r>
     </w:p>
     <w:p>
-      <w:r>
-        <w:t>A low score is meaningful only with its unit, metric, evaluated population and baseline. Decide how to handle ties and missing predictions before comparison. If no appropriate final test exists, state that limitation and keep claims about validation.</w:t>
+      <w:pPr>
+        <w:spacing w:line="336" w:lineRule="auto" w:after="180"/>
+      </w:pPr>
+      <w:r>
+        <w:rPr>
+          <w:b w:val="0"/>
+        </w:rPr>
+        <w:t xml:space="preserve">A low score is meaningful only with its unit, metric, evaluated population and baseline. Decide how to handle ties and missing </w:t>
+      </w:r>
+      <w:r>
+        <w:rPr>
+          <w:b/>
+        </w:rPr>
+        <w:t>prediction</w:t>
+      </w:r>
+      <w:r>
+        <w:rPr>
+          <w:b w:val="0"/>
+        </w:rPr>
+        <w:t>s before comparison.</w:t>
+      </w:r>
+    </w:p>
+    <w:p>
+      <w:pPr>
+        <w:spacing w:line="336" w:lineRule="auto" w:after="180"/>
+      </w:pPr>
+      <w:r>
+        <w:rPr>
+          <w:b w:val="0"/>
+        </w:rPr>
+        <w:t xml:space="preserve">If no appropriate final test exists, state that limitation and keep claims about </w:t>
+      </w:r>
+      <w:r>
+        <w:rPr>
+          <w:b/>
+        </w:rPr>
+        <w:t>validation</w:t>
+      </w:r>
+      <w:r>
+        <w:rPr>
+          <w:b w:val="0"/>
+        </w:rPr>
+        <w:t>.</w:t>
       </w:r>
     </w:p>
     <w:p>
@@ -2024,6 +3407,17 @@
     </w:p>
     <w:p>
       <w:r>
+        <w:t>Practise Train, Validation, Test with support, then explain the deciding step in your own words.</w:t>
+      </w:r>
+    </w:p>
+    <w:p>
+      <w:pPr>
+        <w:spacing w:line="336" w:lineRule="auto" w:after="180"/>
+      </w:pPr>
+      <w:r>
+        <w:rPr>
+          <w:b/>
+        </w:rPr>
         <w:t>ML STUDIO</w:t>
       </w:r>
     </w:p>
@@ -2036,7 +3430,13 @@
       </w:r>
     </w:p>
     <w:p>
-      <w:r>
+      <w:pPr>
+        <w:spacing w:line="336" w:lineRule="auto" w:after="180"/>
+      </w:pPr>
+      <w:r>
+        <w:rPr>
+          <w:b w:val="0"/>
+        </w:rPr>
         <w:t>A trustworthy result can be reproduced from the recorded data, code, settings, and evaluation rule.</w:t>
       </w:r>
     </w:p>
@@ -2085,37 +3485,106 @@
       </w:r>
     </w:p>
     <w:p>
-      <w:r>
+      <w:pPr>
+        <w:pStyle w:val="Heading3"/>
+      </w:pPr>
+      <w:r>
+        <w:t>Question to explain</w:t>
+      </w:r>
+    </w:p>
+    <w:p>
+      <w:pPr>
+        <w:spacing w:line="336" w:lineRule="auto" w:after="180"/>
+        <w:shd w:fill="F5F1FB"/>
+      </w:pPr>
+      <w:r>
+        <w:rPr>
+          <w:b w:val="0"/>
+        </w:rPr>
         <w:t>QUESTION + intended use + success threshold</w:t>
       </w:r>
     </w:p>
     <w:p>
-      <w:r>
+      <w:pPr>
+        <w:spacing w:line="336" w:lineRule="auto" w:after="180"/>
+      </w:pPr>
+      <w:r>
+        <w:rPr>
+          <w:b w:val="0"/>
+        </w:rPr>
         <w:t>DATA version + grouped split + leakage check</w:t>
       </w:r>
     </w:p>
     <w:p>
-      <w:r>
-        <w:t>CODE/preprocessing + features + model + settings + seed</w:t>
-      </w:r>
-    </w:p>
-    <w:p>
-      <w:r>
+      <w:pPr>
+        <w:spacing w:line="336" w:lineRule="auto" w:after="180"/>
+      </w:pPr>
+      <w:r>
+        <w:rPr>
+          <w:b w:val="0"/>
+        </w:rPr>
+        <w:t>CODE/pre</w:t>
+      </w:r>
+      <w:r>
+        <w:rPr>
+          <w:b/>
+        </w:rPr>
+        <w:t>process</w:t>
+      </w:r>
+      <w:r>
+        <w:rPr>
+          <w:b w:val="0"/>
+        </w:rPr>
+        <w:t>ing + features + model + settings + seed</w:t>
+      </w:r>
+    </w:p>
+    <w:p>
+      <w:pPr>
+        <w:spacing w:line="336" w:lineRule="auto" w:after="180"/>
+      </w:pPr>
+      <w:r>
+        <w:rPr>
+          <w:b w:val="0"/>
+        </w:rPr>
         <w:t>METRICS + positive class + units + denominators</w:t>
       </w:r>
     </w:p>
     <w:p>
-      <w:r>
-        <w:t>PREDICTIONS + errors + subgroup slices + limitations</w:t>
-      </w:r>
-    </w:p>
-    <w:p>
-      <w:r>
+      <w:pPr>
+        <w:spacing w:line="336" w:lineRule="auto" w:after="180"/>
+      </w:pPr>
+      <w:r>
+        <w:rPr>
+          <w:b/>
+        </w:rPr>
+        <w:t>PREDICTION</w:t>
+      </w:r>
+      <w:r>
+        <w:rPr>
+          <w:b w:val="0"/>
+        </w:rPr>
+        <w:t>S + errors + subgroup slices + limitations</w:t>
+      </w:r>
+    </w:p>
+    <w:p>
+      <w:pPr>
+        <w:spacing w:line="336" w:lineRule="auto" w:after="180"/>
+      </w:pPr>
+      <w:r>
+        <w:rPr>
+          <w:b w:val="0"/>
+        </w:rPr>
         <w:t>HUMAN reviewer + release, revise, limit, or stop decision</w:t>
       </w:r>
     </w:p>
     <w:p>
-      <w:r>
+      <w:pPr>
+        <w:spacing w:line="336" w:lineRule="auto" w:after="180"/>
+      </w:pPr>
+      <w:r>
+        <w:rPr>
+          <w:b w:val="0"/>
+        </w:rPr>
         <w:t>Write the minimum record needed to reproduce today's result:</w:t>
       </w:r>
     </w:p>
@@ -2128,8 +3597,73 @@
       </w:r>
     </w:p>
     <w:p>
-      <w:r>
-        <w:t>If you inspect validation errors and invent candidate D, that is another development attempt. Log it. Repeated experiments can adapt to peculiarities of validation. Do not rename validation as an untouched test. More rows alone do not repair duplicated groups or future information leaking into inputs.</w:t>
+      <w:pPr>
+        <w:spacing w:line="336" w:lineRule="auto" w:after="180"/>
+      </w:pPr>
+      <w:r>
+        <w:rPr>
+          <w:b w:val="0"/>
+        </w:rPr>
+        <w:t xml:space="preserve">If you inspect </w:t>
+      </w:r>
+      <w:r>
+        <w:rPr>
+          <w:b/>
+        </w:rPr>
+        <w:t>validation</w:t>
+      </w:r>
+      <w:r>
+        <w:rPr>
+          <w:b w:val="0"/>
+        </w:rPr>
+        <w:t xml:space="preserve"> errors and invent candidate D, that is another development attempt. Log it. Repeated experiments can adapt to peculiarities of </w:t>
+      </w:r>
+      <w:r>
+        <w:rPr>
+          <w:b/>
+        </w:rPr>
+        <w:t>validation</w:t>
+      </w:r>
+      <w:r>
+        <w:rPr>
+          <w:b w:val="0"/>
+        </w:rPr>
+        <w:t xml:space="preserve">. Do not rename </w:t>
+      </w:r>
+      <w:r>
+        <w:rPr>
+          <w:b/>
+        </w:rPr>
+        <w:t>validation</w:t>
+      </w:r>
+      <w:r>
+        <w:rPr>
+          <w:b w:val="0"/>
+        </w:rPr>
+        <w:t xml:space="preserve"> as an untouched test.</w:t>
+      </w:r>
+    </w:p>
+    <w:p>
+      <w:pPr>
+        <w:spacing w:line="336" w:lineRule="auto" w:after="180"/>
+      </w:pPr>
+      <w:r>
+        <w:rPr>
+          <w:b w:val="0"/>
+        </w:rPr>
+        <w:t xml:space="preserve">More rows alone do not repair duplicated groups or future information leaking into </w:t>
+      </w:r>
+      <w:r>
+        <w:rPr>
+          <w:b/>
+        </w:rPr>
+        <w:t>input</w:t>
+      </w:r>
+      <w:r>
+        <w:rPr>
+          <w:b w:val="0"/>
+        </w:rPr>
+        <w:t>s.</w:t>
       </w:r>
     </w:p>
     <w:p>
@@ -2141,8 +3675,38 @@
       </w:r>
     </w:p>
     <w:p>
-      <w:r>
-        <w:t>Use workbook W2 for the connected example “Validation and model selection”. First fill the input and rule boxes. Try the middle steps before asking for a hint. After a hint, try the next step yourself.</w:t>
+      <w:pPr>
+        <w:spacing w:line="336" w:lineRule="auto" w:after="180"/>
+      </w:pPr>
+      <w:r>
+        <w:rPr>
+          <w:b w:val="0"/>
+        </w:rPr>
+        <w:t>Use workbook W2 for the connected example “</w:t>
+      </w:r>
+      <w:r>
+        <w:rPr>
+          <w:b/>
+        </w:rPr>
+        <w:t>Validation</w:t>
+      </w:r>
+      <w:r>
+        <w:rPr>
+          <w:b w:val="0"/>
+        </w:rPr>
+        <w:t xml:space="preserve"> and model selection”. First fill the </w:t>
+      </w:r>
+      <w:r>
+        <w:rPr>
+          <w:b/>
+        </w:rPr>
+        <w:t>input</w:t>
+      </w:r>
+      <w:r>
+        <w:rPr>
+          <w:b w:val="0"/>
+        </w:rPr>
+        <w:t xml:space="preserve"> and rule boxes. Try the middle steps before asking for a hint. After a hint, try the next step yourself.</w:t>
       </w:r>
     </w:p>
     <w:tbl>
@@ -2225,7 +3789,13 @@
       </w:tr>
     </w:tbl>
     <w:p>
-      <w:r>
+      <w:pPr>
+        <w:spacing w:line="336" w:lineRule="auto" w:after="180"/>
+      </w:pPr>
+      <w:r>
+        <w:rPr>
+          <w:b w:val="0"/>
+        </w:rPr>
         <w:t>Explain your trace to a partner. Your partner points to one step to check. Swap roles on the next case. Each person writes their own explanation.</w:t>
       </w:r>
     </w:p>
@@ -2238,12 +3808,47 @@
       </w:r>
     </w:p>
     <w:p>
-      <w:r>
-        <w:t>Use the worked case for Validation and model selection. Proposed explanation: “A final answer is enough”. Decide whether this explanation is supported. Point to the step or supplied fact that decides; explain your repair if needed.</w:t>
-      </w:r>
-    </w:p>
-    <w:p>
-      <w:r>
+      <w:pPr>
+        <w:spacing w:line="336" w:lineRule="auto" w:after="180"/>
+      </w:pPr>
+      <w:r>
+        <w:rPr>
+          <w:b w:val="0"/>
+        </w:rPr>
+        <w:t xml:space="preserve">Use the worked case for </w:t>
+      </w:r>
+      <w:r>
+        <w:rPr>
+          <w:b/>
+        </w:rPr>
+        <w:t>Validation</w:t>
+      </w:r>
+      <w:r>
+        <w:rPr>
+          <w:b w:val="0"/>
+        </w:rPr>
+        <w:t xml:space="preserve"> and model selection. Proposed explanation: “A final answer is enough”. Decide whether this explanation is supported.</w:t>
+      </w:r>
+    </w:p>
+    <w:p>
+      <w:pPr>
+        <w:spacing w:line="336" w:lineRule="auto" w:after="180"/>
+      </w:pPr>
+      <w:r>
+        <w:rPr>
+          <w:b w:val="0"/>
+        </w:rPr>
+        <w:t>Point to the step or supplied fact that decides; explain your repair if needed.</w:t>
+      </w:r>
+    </w:p>
+    <w:p>
+      <w:pPr>
+        <w:spacing w:line="336" w:lineRule="auto" w:after="180"/>
+      </w:pPr>
+      <w:r>
+        <w:rPr>
+          <w:b w:val="0"/>
+        </w:rPr>
         <w:t>Answer on your own before discussion. If you are unsure, say which step you need help with.</w:t>
       </w:r>
     </w:p>
@@ -2256,8 +3861,38 @@
       </w:r>
     </w:p>
     <w:p>
-      <w:r>
-        <w:t>Why does B’s zero training MAE not settle the original choice? Point to the relevant step in the picture, then write the changed result and the rule or evidence that supports it.</w:t>
+      <w:pPr>
+        <w:spacing w:line="336" w:lineRule="auto" w:after="180"/>
+      </w:pPr>
+      <w:r>
+        <w:rPr>
+          <w:b w:val="0"/>
+        </w:rPr>
+        <w:t xml:space="preserve">Why does B’s zero </w:t>
+      </w:r>
+      <w:r>
+        <w:rPr>
+          <w:b/>
+        </w:rPr>
+        <w:t>training</w:t>
+      </w:r>
+      <w:r>
+        <w:rPr>
+          <w:b w:val="0"/>
+        </w:rPr>
+        <w:t xml:space="preserve"> MAE not settle the original choice? Point to the relevant step in the picture, then write the changed result and the rule or </w:t>
+      </w:r>
+      <w:r>
+        <w:rPr>
+          <w:b/>
+        </w:rPr>
+        <w:t>evidence</w:t>
+      </w:r>
+      <w:r>
+        <w:rPr>
+          <w:b w:val="0"/>
+        </w:rPr>
+        <w:t xml:space="preserve"> that supports it.</w:t>
       </w:r>
     </w:p>
     <w:p>
@@ -2289,7 +3924,13 @@
       </w:r>
     </w:p>
     <w:p>
-      <w:r>
+      <w:pPr>
+        <w:spacing w:line="336" w:lineRule="auto" w:after="180"/>
+      </w:pPr>
+      <w:r>
+        <w:rPr>
+          <w:b w:val="0"/>
+        </w:rPr>
         <w:t>This is supported practice. Keep the separately named independent case for an attempt before feedback.</w:t>
       </w:r>
     </w:p>
@@ -2303,7 +3944,24 @@
     </w:p>
     <w:p>
       <w:r>
-        <w:t>EVIDENCE LAB</w:t>
+        <w:t>Investigate Train, Validation, Test. Record the prediction, actual observation or labelled paper trace, explanation and next test separately.</w:t>
+      </w:r>
+    </w:p>
+    <w:p>
+      <w:pPr>
+        <w:spacing w:line="336" w:lineRule="auto" w:after="180"/>
+      </w:pPr>
+      <w:r>
+        <w:rPr>
+          <w:b/>
+        </w:rPr>
+        <w:t>EVIDENCE</w:t>
+      </w:r>
+      <w:r>
+        <w:rPr>
+          <w:b/>
+        </w:rPr>
+        <w:t xml:space="preserve"> LAB</w:t>
       </w:r>
     </w:p>
     <w:p>
@@ -2315,7 +3973,13 @@
       </w:r>
     </w:p>
     <w:p>
-      <w:r>
+      <w:pPr>
+        <w:spacing w:line="336" w:lineRule="auto" w:after="180"/>
+      </w:pPr>
+      <w:r>
+        <w:rPr>
+          <w:b w:val="0"/>
+        </w:rPr>
         <w:t>Keep the test conditions fixed, record every result, and change only one planned factor.</w:t>
       </w:r>
     </w:p>
@@ -2356,27 +4020,86 @@
       </w:r>
     </w:p>
     <w:p>
-      <w:r>
-        <w:t>1.  Write the hypothesis and expected evidence before running.</w:t>
-      </w:r>
-    </w:p>
-    <w:p>
-      <w:r>
-        <w:t>2.  Role Assignment: sort twenty actions into train/validation/test, then group related examples before splitting.</w:t>
-      </w:r>
-    </w:p>
-    <w:p>
-      <w:r>
+      <w:pPr>
+        <w:spacing w:line="336" w:lineRule="auto" w:after="180"/>
+        <w:shd w:fill="F4F9FC"/>
+      </w:pPr>
+      <w:r>
+        <w:rPr>
+          <w:b w:val="0"/>
+        </w:rPr>
+        <w:t xml:space="preserve">1.  Write the hypothesis and expected </w:t>
+      </w:r>
+      <w:r>
+        <w:rPr>
+          <w:b/>
+        </w:rPr>
+        <w:t>evidence</w:t>
+      </w:r>
+      <w:r>
+        <w:rPr>
+          <w:b w:val="0"/>
+        </w:rPr>
+        <w:t xml:space="preserve"> before running.</w:t>
+      </w:r>
+    </w:p>
+    <w:p>
+      <w:pPr>
+        <w:spacing w:line="336" w:lineRule="auto" w:after="180"/>
+        <w:shd w:fill="F4F9FC"/>
+      </w:pPr>
+      <w:r>
+        <w:rPr>
+          <w:b w:val="0"/>
+        </w:rPr>
+        <w:t>2.  Role Assignment: sort twenty actions into train/</w:t>
+      </w:r>
+      <w:r>
+        <w:rPr>
+          <w:b/>
+        </w:rPr>
+        <w:t>validation</w:t>
+      </w:r>
+      <w:r>
+        <w:rPr>
+          <w:b w:val="0"/>
+        </w:rPr>
+        <w:t>/test, then group related examples before splitting.</w:t>
+      </w:r>
+    </w:p>
+    <w:p>
+      <w:pPr>
+        <w:spacing w:line="336" w:lineRule="auto" w:after="180"/>
+        <w:shd w:fill="F4F9FC"/>
+      </w:pPr>
+      <w:r>
+        <w:rPr>
+          <w:b w:val="0"/>
+        </w:rPr>
         <w:t>3.  Run one normal, one boundary, one missing, and one shifted case.</w:t>
       </w:r>
     </w:p>
     <w:p>
-      <w:r>
+      <w:pPr>
+        <w:spacing w:line="336" w:lineRule="auto" w:after="180"/>
+        <w:shd w:fill="F4F9FC"/>
+      </w:pPr>
+      <w:r>
+        <w:rPr>
+          <w:b w:val="0"/>
+        </w:rPr>
         <w:t>4.  Calculate the metric from raw counts or row-level errors.</w:t>
       </w:r>
     </w:p>
     <w:p>
-      <w:r>
+      <w:pPr>
+        <w:spacing w:line="336" w:lineRule="auto" w:after="180"/>
+        <w:shd w:fill="F4F9FC"/>
+      </w:pPr>
+      <w:r>
+        <w:rPr>
+          <w:b w:val="0"/>
+        </w:rPr>
         <w:t>5.  Interpret what changed, what did not, and what remains unsafe or unknown.</w:t>
       </w:r>
     </w:p>
@@ -2634,7 +4357,13 @@
       </w:r>
     </w:p>
     <w:p>
-      <w:r>
+      <w:pPr>
+        <w:spacing w:line="336" w:lineRule="auto" w:after="180"/>
+      </w:pPr>
+      <w:r>
+        <w:rPr>
+          <w:b w:val="0"/>
+        </w:rPr>
         <w:t>Before trying: what do I expect, and why? While trying: which step could first go wrong? Afterwards: what did I actually observe, and what should change? Keep “not run” if you only traced the procedure.</w:t>
       </w:r>
     </w:p>
@@ -2648,6 +4377,17 @@
     </w:p>
     <w:p>
       <w:r>
+        <w:t>Move from recall to tracing, diagnosis and transfer in Train, Validation, Test. Explain why each step is justified.</w:t>
+      </w:r>
+    </w:p>
+    <w:p>
+      <w:pPr>
+        <w:spacing w:line="336" w:lineRule="auto" w:after="180"/>
+      </w:pPr>
+      <w:r>
+        <w:rPr>
+          <w:b/>
+        </w:rPr>
         <w:t>MASTERY</w:t>
       </w:r>
     </w:p>
@@ -2660,8 +4400,26 @@
       </w:r>
     </w:p>
     <w:p>
-      <w:r>
-        <w:t>Move upward only when you can produce evidence without copying the example.</w:t>
+      <w:pPr>
+        <w:spacing w:line="336" w:lineRule="auto" w:after="180"/>
+      </w:pPr>
+      <w:r>
+        <w:rPr>
+          <w:b w:val="0"/>
+        </w:rPr>
+        <w:t xml:space="preserve">Move upward only when you can produce </w:t>
+      </w:r>
+      <w:r>
+        <w:rPr>
+          <w:b/>
+        </w:rPr>
+        <w:t>evidence</w:t>
+      </w:r>
+      <w:r>
+        <w:rPr>
+          <w:b w:val="0"/>
+        </w:rPr>
+        <w:t xml:space="preserve"> without copying the example.</w:t>
       </w:r>
     </w:p>
     <w:p>
@@ -2701,42 +4459,167 @@
       </w:r>
     </w:p>
     <w:p>
-      <w:r>
-        <w:t>DEFINE  Use all four terms precisely: training set, validation set, test set, split strategy.</w:t>
-      </w:r>
-    </w:p>
-    <w:p>
-      <w:r>
-        <w:t>CALCULATE  Reproduce the worked evidence with units and denominator.</w:t>
-      </w:r>
-    </w:p>
-    <w:p>
-      <w:r>
+      <w:pPr>
+        <w:spacing w:line="336" w:lineRule="auto" w:after="180"/>
+      </w:pPr>
+      <w:r>
+        <w:rPr>
+          <w:b w:val="0"/>
+        </w:rPr>
+        <w:t xml:space="preserve">DEFINE  Use all four terms precisely: </w:t>
+      </w:r>
+      <w:r>
+        <w:rPr>
+          <w:b/>
+        </w:rPr>
+        <w:t>training set</w:t>
+      </w:r>
+      <w:r>
+        <w:rPr>
+          <w:b w:val="0"/>
+        </w:rPr>
+        <w:t xml:space="preserve">, </w:t>
+      </w:r>
+      <w:r>
+        <w:rPr>
+          <w:b/>
+        </w:rPr>
+        <w:t>validation set</w:t>
+      </w:r>
+      <w:r>
+        <w:rPr>
+          <w:b w:val="0"/>
+        </w:rPr>
+        <w:t xml:space="preserve">, </w:t>
+      </w:r>
+      <w:r>
+        <w:rPr>
+          <w:b/>
+        </w:rPr>
+        <w:t>test set</w:t>
+      </w:r>
+      <w:r>
+        <w:rPr>
+          <w:b w:val="0"/>
+        </w:rPr>
+        <w:t xml:space="preserve">, </w:t>
+      </w:r>
+      <w:r>
+        <w:rPr>
+          <w:b/>
+        </w:rPr>
+        <w:t>split strategy</w:t>
+      </w:r>
+      <w:r>
+        <w:rPr>
+          <w:b w:val="0"/>
+        </w:rPr>
+        <w:t>.</w:t>
+      </w:r>
+    </w:p>
+    <w:p>
+      <w:pPr>
+        <w:spacing w:line="336" w:lineRule="auto" w:after="180"/>
+      </w:pPr>
+      <w:r>
+        <w:rPr>
+          <w:b w:val="0"/>
+        </w:rPr>
+        <w:t xml:space="preserve">CALCULATE  Reproduce the worked </w:t>
+      </w:r>
+      <w:r>
+        <w:rPr>
+          <w:b/>
+        </w:rPr>
+        <w:t>evidence</w:t>
+      </w:r>
+      <w:r>
+        <w:rPr>
+          <w:b w:val="0"/>
+        </w:rPr>
+        <w:t xml:space="preserve"> with units and denominator.</w:t>
+      </w:r>
+    </w:p>
+    <w:p>
+      <w:pPr>
+        <w:spacing w:line="336" w:lineRule="auto" w:after="180"/>
+        <w:shd w:fill="F4F9FC"/>
+      </w:pPr>
+      <w:r>
+        <w:rPr>
+          <w:b w:val="0"/>
+        </w:rPr>
         <w:t>TRACE  Explain the data, code or decision path.</w:t>
       </w:r>
     </w:p>
     <w:p>
-      <w:r>
+      <w:pPr>
+        <w:spacing w:line="336" w:lineRule="auto" w:after="180"/>
+        <w:shd w:fill="F4F9FC"/>
+      </w:pPr>
+      <w:r>
+        <w:rPr>
+          <w:b w:val="0"/>
+        </w:rPr>
         <w:t>DIAGNOSE  Three random folders are enough even when photos of one plant appear in each.</w:t>
       </w:r>
     </w:p>
     <w:p>
-      <w:r>
+      <w:pPr>
+        <w:spacing w:line="336" w:lineRule="auto" w:after="180"/>
+        <w:shd w:fill="F4F9FC"/>
+      </w:pPr>
+      <w:r>
+        <w:rPr>
+          <w:b w:val="0"/>
+        </w:rPr>
         <w:t>TRANSFER  Solve a fresh dataset or model case.</w:t>
       </w:r>
     </w:p>
     <w:p>
-      <w:r>
-        <w:t>IMPROVE  Change one cause and rerun fixed evidence.</w:t>
-      </w:r>
-    </w:p>
-    <w:p>
-      <w:r>
+      <w:pPr>
+        <w:spacing w:line="336" w:lineRule="auto" w:after="180"/>
+      </w:pPr>
+      <w:r>
+        <w:rPr>
+          <w:b w:val="0"/>
+        </w:rPr>
+        <w:t xml:space="preserve">IMPROVE  Change one cause and rerun fixed </w:t>
+      </w:r>
+      <w:r>
+        <w:rPr>
+          <w:b/>
+        </w:rPr>
+        <w:t>evidence</w:t>
+      </w:r>
+      <w:r>
+        <w:rPr>
+          <w:b w:val="0"/>
+        </w:rPr>
+        <w:t>.</w:t>
+      </w:r>
+    </w:p>
+    <w:p>
+      <w:pPr>
+        <w:spacing w:line="336" w:lineRule="auto" w:after="180"/>
+        <w:shd w:fill="F4F9FC"/>
+      </w:pPr>
+      <w:r>
+        <w:rPr>
+          <w:b w:val="0"/>
+        </w:rPr>
         <w:t>DEFEND  State intended use, metric, limitation, and human responsibility.</w:t>
       </w:r>
     </w:p>
     <w:p>
-      <w:r>
+      <w:pPr>
+        <w:spacing w:line="336" w:lineRule="auto" w:after="180"/>
+        <w:shd w:fill="F1F6F8"/>
+      </w:pPr>
+      <w:r>
+        <w:rPr>
+          <w:b w:val="0"/>
+        </w:rPr>
         <w:t>MASTERY RULE  A coached calculation becomes mastery only after a different case is completed independently.</w:t>
       </w:r>
     </w:p>
@@ -2750,6 +4633,17 @@
     </w:p>
     <w:p>
       <w:r>
+        <w:t>Apply this week’s idea to Responsible Plant Classifier. Keep an annotated decision and the evidence supporting it.</w:t>
+      </w:r>
+    </w:p>
+    <w:p>
+      <w:pPr>
+        <w:spacing w:line="336" w:lineRule="auto" w:after="180"/>
+      </w:pPr>
+      <w:r>
+        <w:rPr>
+          <w:b/>
+        </w:rPr>
         <w:t>CUMULATIVE PROJECT</w:t>
       </w:r>
     </w:p>
@@ -2762,8 +4656,26 @@
       </w:r>
     </w:p>
     <w:p>
-      <w:r>
-        <w:t>Every week adds one reviewable artifact to the same evidence-based capstone.</w:t>
+      <w:pPr>
+        <w:spacing w:line="336" w:lineRule="auto" w:after="180"/>
+      </w:pPr>
+      <w:r>
+        <w:rPr>
+          <w:b w:val="0"/>
+        </w:rPr>
+        <w:t xml:space="preserve">Every week adds one reviewable artifact to the same </w:t>
+      </w:r>
+      <w:r>
+        <w:rPr>
+          <w:b/>
+        </w:rPr>
+        <w:t>evidence</w:t>
+      </w:r>
+      <w:r>
+        <w:rPr>
+          <w:b w:val="0"/>
+        </w:rPr>
+        <w:t>-based capstone.</w:t>
       </w:r>
     </w:p>
     <w:p>
@@ -2803,43 +4715,122 @@
       </w:r>
     </w:p>
     <w:p>
-      <w:r>
-        <w:t>THIS WEEK'S CHECKPOINT  Publish the grouped split strategy and counts for the Plant Classifier, including why plant identity stays within one split.</w:t>
-      </w:r>
-    </w:p>
-    <w:p>
-      <w:r>
+      <w:pPr>
+        <w:spacing w:line="336" w:lineRule="auto" w:after="180"/>
+        <w:shd w:fill="EDF7F3"/>
+      </w:pPr>
+      <w:r>
+        <w:rPr>
+          <w:b w:val="0"/>
+        </w:rPr>
+        <w:t xml:space="preserve">THIS WEEK'S CHECKPOINT  Publish the grouped </w:t>
+      </w:r>
+      <w:r>
+        <w:rPr>
+          <w:b/>
+        </w:rPr>
+        <w:t>split strategy</w:t>
+      </w:r>
+      <w:r>
+        <w:rPr>
+          <w:b w:val="0"/>
+        </w:rPr>
+        <w:t xml:space="preserve"> and counts for the Plant Classifier, including why plant identity stays within one split.</w:t>
+      </w:r>
+    </w:p>
+    <w:p>
+      <w:pPr>
+        <w:spacing w:line="336" w:lineRule="auto" w:after="180"/>
+        <w:shd w:fill="F5F1FB"/>
+      </w:pPr>
+      <w:r>
+        <w:rPr>
+          <w:b w:val="0"/>
+        </w:rPr>
         <w:t>Which requirement or risk does this artifact address?</w:t>
       </w:r>
     </w:p>
     <w:p>
-      <w:r>
+      <w:pPr>
+        <w:spacing w:line="336" w:lineRule="auto" w:after="180"/>
+        <w:shd w:fill="F5F1FB"/>
+      </w:pPr>
+      <w:r>
+        <w:rPr>
+          <w:b w:val="0"/>
+        </w:rPr>
         <w:t>Which dataset, split, code, and metric version does it use?</w:t>
       </w:r>
     </w:p>
     <w:p>
-      <w:r>
+      <w:pPr>
+        <w:spacing w:line="336" w:lineRule="auto" w:after="180"/>
+        <w:shd w:fill="F5F1FB"/>
+      </w:pPr>
+      <w:r>
+        <w:rPr>
+          <w:b w:val="0"/>
+        </w:rPr>
         <w:t>What normal and shifted cases were tested?</w:t>
       </w:r>
     </w:p>
     <w:p>
-      <w:r>
+      <w:pPr>
+        <w:spacing w:line="336" w:lineRule="auto" w:after="180"/>
+        <w:shd w:fill="F5F1FB"/>
+      </w:pPr>
+      <w:r>
+        <w:rPr>
+          <w:b w:val="0"/>
+        </w:rPr>
         <w:t>What remains uncertain or weak?</w:t>
       </w:r>
     </w:p>
     <w:p>
-      <w:r>
+      <w:pPr>
+        <w:spacing w:line="336" w:lineRule="auto" w:after="180"/>
+        <w:shd w:fill="F5F1FB"/>
+      </w:pPr>
+      <w:r>
+        <w:rPr>
+          <w:b w:val="0"/>
+        </w:rPr>
         <w:t>What decision still belongs to a teacher or qualified human?</w:t>
       </w:r>
     </w:p>
     <w:p>
-      <w:r>
+      <w:pPr>
+        <w:spacing w:line="336" w:lineRule="auto" w:after="180"/>
+        <w:shd w:fill="FFF5E6"/>
+      </w:pPr>
+      <w:r>
+        <w:rPr>
+          <w:b w:val="0"/>
+        </w:rPr>
         <w:t>RESPONSIBLE RELEASE  Never use this classroom prototype for medical, pesticide, agricultural, or other consequential decisions.</w:t>
       </w:r>
     </w:p>
     <w:p>
-      <w:r>
-        <w:t>My evidence-linked project decision:</w:t>
+      <w:pPr>
+        <w:spacing w:line="336" w:lineRule="auto" w:after="180"/>
+      </w:pPr>
+      <w:r>
+        <w:rPr>
+          <w:b w:val="0"/>
+        </w:rPr>
+        <w:t xml:space="preserve">My </w:t>
+      </w:r>
+      <w:r>
+        <w:rPr>
+          <w:b/>
+        </w:rPr>
+        <w:t>evidence</w:t>
+      </w:r>
+      <w:r>
+        <w:rPr>
+          <w:b w:val="0"/>
+        </w:rPr>
+        <w:t>-linked project decision:</w:t>
       </w:r>
     </w:p>
     <w:p>
@@ -2851,8 +4842,37 @@
       </w:r>
     </w:p>
     <w:p>
-      <w:r>
-        <w:t>For your Responsible Plant Classifier, save the input, procedure, observed result and limitation of this check. Label this worked example as practice; use a different, previously unreviewed case when checking independent understanding.</w:t>
+      <w:pPr>
+        <w:spacing w:line="336" w:lineRule="auto" w:after="180"/>
+      </w:pPr>
+      <w:r>
+        <w:rPr>
+          <w:b w:val="0"/>
+        </w:rPr>
+        <w:t xml:space="preserve">For your Responsible Plant Classifier, save the </w:t>
+      </w:r>
+      <w:r>
+        <w:rPr>
+          <w:b/>
+        </w:rPr>
+        <w:t>input</w:t>
+      </w:r>
+      <w:r>
+        <w:rPr>
+          <w:b w:val="0"/>
+        </w:rPr>
+        <w:t>, procedure, observed result and limitation of this check.</w:t>
+      </w:r>
+    </w:p>
+    <w:p>
+      <w:pPr>
+        <w:spacing w:line="336" w:lineRule="auto" w:after="180"/>
+      </w:pPr>
+      <w:r>
+        <w:rPr>
+          <w:b w:val="0"/>
+        </w:rPr>
+        <w:t>Label this worked example as practice; use a different, previously unreviewed case when checking independent understanding.</w:t>
       </w:r>
     </w:p>
     <w:p>
@@ -2865,6 +4885,17 @@
     </w:p>
     <w:p>
       <w:r>
+        <w:t>Use a genuinely new case for independent evidence. Previously discussed examples remain practice; use the separately named independent case before feedback.</w:t>
+      </w:r>
+    </w:p>
+    <w:p>
+      <w:pPr>
+        <w:spacing w:line="336" w:lineRule="auto" w:after="180"/>
+      </w:pPr>
+      <w:r>
+        <w:rPr>
+          <w:b/>
+        </w:rPr>
         <w:t>INDEPENDENT PROOF</w:t>
       </w:r>
     </w:p>
@@ -2877,7 +4908,13 @@
       </w:r>
     </w:p>
     <w:p>
-      <w:r>
+      <w:pPr>
+        <w:spacing w:line="336" w:lineRule="auto" w:after="180"/>
+      </w:pPr>
+      <w:r>
+        <w:rPr>
+          <w:b w:val="0"/>
+        </w:rPr>
         <w:t>Complete this with a fresh case after guided practice and compare it with the mastery criteria.</w:t>
       </w:r>
     </w:p>
@@ -2918,48 +4955,144 @@
       </w:r>
     </w:p>
     <w:p>
-      <w:r>
+      <w:pPr>
+        <w:pStyle w:val="Heading3"/>
+      </w:pPr>
+      <w:r>
+        <w:t>What success looks like</w:t>
+      </w:r>
+    </w:p>
+    <w:p>
+      <w:pPr>
+        <w:spacing w:line="336" w:lineRule="auto" w:after="180"/>
+        <w:shd w:fill="EDF7F3"/>
+      </w:pPr>
+      <w:r>
+        <w:rPr>
+          <w:b w:val="0"/>
+        </w:rPr>
         <w:t>REQUIRED PROOF  Assign every modeling decision and dataset use to the correct split.</w:t>
       </w:r>
     </w:p>
     <w:p>
-      <w:r>
+      <w:pPr>
+        <w:spacing w:line="336" w:lineRule="auto" w:after="180"/>
+      </w:pPr>
+      <w:r>
+        <w:rPr>
+          <w:b w:val="0"/>
+        </w:rPr>
         <w:t>□ Define the task, feature/target roles, and intended-use boundary.</w:t>
       </w:r>
     </w:p>
     <w:p>
-      <w:r>
+      <w:pPr>
+        <w:spacing w:line="336" w:lineRule="auto" w:after="180"/>
+      </w:pPr>
+      <w:r>
+        <w:rPr>
+          <w:b w:val="0"/>
+        </w:rPr>
         <w:t>□ Show the calculation, code trace, or experiment record.</w:t>
       </w:r>
     </w:p>
     <w:p>
-      <w:r>
+      <w:pPr>
+        <w:spacing w:line="336" w:lineRule="auto" w:after="180"/>
+      </w:pPr>
+      <w:r>
+        <w:rPr>
+          <w:b w:val="0"/>
+        </w:rPr>
         <w:t>□ Test a normal case and one revealing boundary, missing, or shifted case.</w:t>
       </w:r>
     </w:p>
     <w:p>
-      <w:r>
+      <w:pPr>
+        <w:spacing w:line="336" w:lineRule="auto" w:after="180"/>
+      </w:pPr>
+      <w:r>
+        <w:rPr>
+          <w:b w:val="0"/>
+        </w:rPr>
         <w:t>□ Diagnose one failure without changing several factors at once.</w:t>
       </w:r>
     </w:p>
     <w:p>
-      <w:r>
+      <w:pPr>
+        <w:spacing w:line="336" w:lineRule="auto" w:after="180"/>
+      </w:pPr>
+      <w:r>
+        <w:rPr>
+          <w:b w:val="0"/>
+        </w:rPr>
         <w:t>□ Name a limitation, fairness concern, and the human-review action.</w:t>
       </w:r>
     </w:p>
     <w:p>
-      <w:r>
-        <w:t>Independent evidence and defense:</w:t>
-      </w:r>
-    </w:p>
-    <w:p>
-      <w:r>
+      <w:pPr>
+        <w:spacing w:line="336" w:lineRule="auto" w:after="180"/>
+      </w:pPr>
+      <w:r>
+        <w:rPr>
+          <w:b w:val="0"/>
+        </w:rPr>
+        <w:t xml:space="preserve">Independent </w:t>
+      </w:r>
+      <w:r>
+        <w:rPr>
+          <w:b/>
+        </w:rPr>
+        <w:t>evidence</w:t>
+      </w:r>
+      <w:r>
+        <w:rPr>
+          <w:b w:val="0"/>
+        </w:rPr>
+        <w:t xml:space="preserve"> and defense:</w:t>
+      </w:r>
+    </w:p>
+    <w:p>
+      <w:pPr>
+        <w:spacing w:line="336" w:lineRule="auto" w:after="180"/>
+      </w:pPr>
+      <w:r>
+        <w:rPr>
+          <w:b w:val="0"/>
+        </w:rPr>
         <w:t>My level:  □ Not yet  □ With one hint  □ Independently  □ I can teach and defend it</w:t>
       </w:r>
     </w:p>
     <w:p>
-      <w:r>
-        <w:t>NEXT BRIDGE  Carry the experiment evidence into: Metrics Match Consequences.</w:t>
+      <w:pPr>
+        <w:pStyle w:val="Heading3"/>
+      </w:pPr>
+      <w:r>
+        <w:t>Connect to the next lesson</w:t>
+      </w:r>
+    </w:p>
+    <w:p>
+      <w:pPr>
+        <w:spacing w:line="336" w:lineRule="auto" w:after="180"/>
+        <w:shd w:fill="F1F6F8"/>
+      </w:pPr>
+      <w:r>
+        <w:rPr>
+          <w:b w:val="0"/>
+        </w:rPr>
+        <w:t xml:space="preserve">NEXT BRIDGE  Carry the experiment </w:t>
+      </w:r>
+      <w:r>
+        <w:rPr>
+          <w:b/>
+        </w:rPr>
+        <w:t>evidence</w:t>
+      </w:r>
+      <w:r>
+        <w:rPr>
+          <w:b w:val="0"/>
+        </w:rPr>
+        <w:t xml:space="preserve"> into: Metrics Match Consequences.</w:t>
       </w:r>
     </w:p>
     <w:p>
@@ -2971,6 +5104,11 @@
       </w:r>
     </w:p>
     <w:p>
+      <w:r>
+        <w:t>Revisit the complete Train, Validation, Test case for supported practice. Repeated examples do not become fresh assessments.</w:t>
+      </w:r>
+    </w:p>
+    <w:p>
       <w:pPr>
         <w:pStyle w:val="Heading3"/>
       </w:pPr>
@@ -2979,7 +5117,13 @@
       </w:r>
     </w:p>
     <w:p>
-      <w:r>
+      <w:pPr>
+        <w:spacing w:line="336" w:lineRule="auto" w:after="180"/>
+      </w:pPr>
+      <w:r>
+        <w:rPr>
+          <w:b w:val="0"/>
+        </w:rPr>
         <w:t>Use the supplied details to practise the weekly concept before attempting the independent question. This case extends the illustrated lesson.</w:t>
       </w:r>
     </w:p>
@@ -2992,8 +5136,26 @@
       </w:r>
     </w:p>
     <w:p>
-      <w:r>
-        <w:t>Split 100 independent leaves into 60 train,20 validation,20 test.</w:t>
+      <w:pPr>
+        <w:spacing w:line="336" w:lineRule="auto" w:after="180"/>
+      </w:pPr>
+      <w:r>
+        <w:rPr>
+          <w:b w:val="0"/>
+        </w:rPr>
+        <w:t xml:space="preserve">Split 100 independent leaves into 60 train,20 </w:t>
+      </w:r>
+      <w:r>
+        <w:rPr>
+          <w:b/>
+        </w:rPr>
+        <w:t>validation</w:t>
+      </w:r>
+      <w:r>
+        <w:rPr>
+          <w:b w:val="0"/>
+        </w:rPr>
+        <w:t>,20 test.</w:t>
       </w:r>
     </w:p>
     <w:p>
@@ -3005,8 +5167,26 @@
       </w:r>
     </w:p>
     <w:p>
-      <w:r>
-        <w:t>Explain roles and preprocessing.</w:t>
+      <w:pPr>
+        <w:spacing w:line="336" w:lineRule="auto" w:after="180"/>
+      </w:pPr>
+      <w:r>
+        <w:rPr>
+          <w:b w:val="0"/>
+        </w:rPr>
+        <w:t>Explain roles and pre</w:t>
+      </w:r>
+      <w:r>
+        <w:rPr>
+          <w:b/>
+        </w:rPr>
+        <w:t>process</w:t>
+      </w:r>
+      <w:r>
+        <w:rPr>
+          <w:b w:val="0"/>
+        </w:rPr>
+        <w:t>ing.</w:t>
       </w:r>
     </w:p>
     <w:p>
@@ -3018,8 +5198,26 @@
       </w:r>
     </w:p>
     <w:p>
-      <w:r>
-        <w:t>Train fits parameters and learned transforms; validation chooses settings; final test evaluates the selected system. Group related records first.</w:t>
+      <w:pPr>
+        <w:spacing w:line="336" w:lineRule="auto" w:after="180"/>
+      </w:pPr>
+      <w:r>
+        <w:rPr>
+          <w:b w:val="0"/>
+        </w:rPr>
+        <w:t xml:space="preserve">Train fits parameters and learned transforms; </w:t>
+      </w:r>
+      <w:r>
+        <w:rPr>
+          <w:b/>
+        </w:rPr>
+        <w:t>validation</w:t>
+      </w:r>
+      <w:r>
+        <w:rPr>
+          <w:b w:val="0"/>
+        </w:rPr>
+        <w:t xml:space="preserve"> chooses settings; final test evaluates the selected system. Group related records first.</w:t>
       </w:r>
     </w:p>
     <w:p>
@@ -3031,7 +5229,14 @@
       </w:r>
     </w:p>
     <w:p>
-      <w:r>
+      <w:pPr>
+        <w:spacing w:line="336" w:lineRule="auto" w:after="180"/>
+        <w:shd w:fill="F5F1FB"/>
+      </w:pPr>
+      <w:r>
+        <w:rPr>
+          <w:b w:val="0"/>
+        </w:rPr>
         <w:t>Which detail supports the answer, and why does it matter?</w:t>
       </w:r>
     </w:p>
@@ -3187,18 +5392,72 @@
       </w:tr>
     </w:tbl>
     <w:p>
-      <w:r>
-        <w:t>Split 100 independent leaves into 60 train,20 validation,20 test.</w:t>
-      </w:r>
-    </w:p>
-    <w:p>
-      <w:r>
-        <w:t>Explain roles and preprocessing.</w:t>
-      </w:r>
-    </w:p>
-    <w:p>
-      <w:r>
-        <w:t>Train fits parameters and learned transforms; validation chooses settings; final test evaluates the selected system. Group related records first.</w:t>
+      <w:pPr>
+        <w:spacing w:line="336" w:lineRule="auto" w:after="180"/>
+      </w:pPr>
+      <w:r>
+        <w:rPr>
+          <w:b w:val="0"/>
+        </w:rPr>
+        <w:t xml:space="preserve">Split 100 independent leaves into 60 train,20 </w:t>
+      </w:r>
+      <w:r>
+        <w:rPr>
+          <w:b/>
+        </w:rPr>
+        <w:t>validation</w:t>
+      </w:r>
+      <w:r>
+        <w:rPr>
+          <w:b w:val="0"/>
+        </w:rPr>
+        <w:t>,20 test.</w:t>
+      </w:r>
+    </w:p>
+    <w:p>
+      <w:pPr>
+        <w:spacing w:line="336" w:lineRule="auto" w:after="180"/>
+      </w:pPr>
+      <w:r>
+        <w:rPr>
+          <w:b w:val="0"/>
+        </w:rPr>
+        <w:t>Explain roles and pre</w:t>
+      </w:r>
+      <w:r>
+        <w:rPr>
+          <w:b/>
+        </w:rPr>
+        <w:t>process</w:t>
+      </w:r>
+      <w:r>
+        <w:rPr>
+          <w:b w:val="0"/>
+        </w:rPr>
+        <w:t>ing.</w:t>
+      </w:r>
+    </w:p>
+    <w:p>
+      <w:pPr>
+        <w:spacing w:line="336" w:lineRule="auto" w:after="180"/>
+      </w:pPr>
+      <w:r>
+        <w:rPr>
+          <w:b w:val="0"/>
+        </w:rPr>
+        <w:t xml:space="preserve">Train fits parameters and learned transforms; </w:t>
+      </w:r>
+      <w:r>
+        <w:rPr>
+          <w:b/>
+        </w:rPr>
+        <w:t>validation</w:t>
+      </w:r>
+      <w:r>
+        <w:rPr>
+          <w:b w:val="0"/>
+        </w:rPr>
+        <w:t xml:space="preserve"> chooses settings; final test evaluates the selected system. Group related records first.</w:t>
       </w:r>
     </w:p>
     <w:p>
@@ -3210,6 +5469,11 @@
       </w:r>
     </w:p>
     <w:p>
+      <w:r>
+        <w:t>Attempt the reserved new case before feedback. Record support; the earlier examples below remain additional practice.</w:t>
+      </w:r>
+    </w:p>
+    <w:p>
       <w:pPr>
         <w:pStyle w:val="Heading3"/>
       </w:pPr>
@@ -3218,8 +5482,44 @@
       </w:r>
     </w:p>
     <w:p>
-      <w:r>
-        <w:t>Training errors P 2 Q 0 R 1; validation errors P 4 Q 6 R 4. Rule: smallest validation MAE, then simpler; P is simpler than R. Choose and state the test action.</w:t>
+      <w:pPr>
+        <w:spacing w:line="336" w:lineRule="auto" w:after="180"/>
+      </w:pPr>
+      <w:r>
+        <w:rPr>
+          <w:b/>
+        </w:rPr>
+        <w:t>Training</w:t>
+      </w:r>
+      <w:r>
+        <w:rPr>
+          <w:b w:val="0"/>
+        </w:rPr>
+        <w:t xml:space="preserve"> errors P 2 Q 0 R 1; </w:t>
+      </w:r>
+      <w:r>
+        <w:rPr>
+          <w:b/>
+        </w:rPr>
+        <w:t>validation</w:t>
+      </w:r>
+      <w:r>
+        <w:rPr>
+          <w:b w:val="0"/>
+        </w:rPr>
+        <w:t xml:space="preserve"> errors P 4 Q 6 R 4. Rule: smallest </w:t>
+      </w:r>
+      <w:r>
+        <w:rPr>
+          <w:b/>
+        </w:rPr>
+        <w:t>validation</w:t>
+      </w:r>
+      <w:r>
+        <w:rPr>
+          <w:b w:val="0"/>
+        </w:rPr>
+        <w:t xml:space="preserve"> MAE, then simpler; P is simpler than R. Choose and state the test action.</w:t>
       </w:r>
     </w:p>
     <w:p>
@@ -3266,7 +5566,13 @@
       </w:r>
     </w:p>
     <w:p>
-      <w:r>
+      <w:pPr>
+        <w:spacing w:line="336" w:lineRule="auto" w:after="180"/>
+      </w:pPr>
+      <w:r>
+        <w:rPr>
+          <w:b w:val="0"/>
+        </w:rPr>
         <w:t>Attempt this case before feedback. Record any help. Earlier examples below are further practice; a case already practised with feedback cannot establish fresh transfer.</w:t>
       </w:r>
     </w:p>
@@ -3279,18 +5585,55 @@
       </w:r>
     </w:p>
     <w:p>
-      <w:r>
+      <w:pPr>
+        <w:spacing w:line="336" w:lineRule="auto" w:after="180"/>
+      </w:pPr>
+      <w:r>
+        <w:rPr>
+          <w:b w:val="0"/>
+        </w:rPr>
         <w:t>Close the worked explanation. Apply the idea to this different question without copying.</w:t>
       </w:r>
     </w:p>
     <w:p>
-      <w:r>
-        <w:t>Assign roles: set A fits model parameters; B selects between two models; C is opened once after choices are fixed. Which is train, validation and test?</w:t>
-      </w:r>
-    </w:p>
-    <w:p>
-      <w:r>
-        <w:t>My answer, with a trace, calculation or supporting evidence</w:t>
+      <w:pPr>
+        <w:spacing w:line="336" w:lineRule="auto" w:after="180"/>
+        <w:shd w:fill="F5F1FB"/>
+      </w:pPr>
+      <w:r>
+        <w:rPr>
+          <w:b w:val="0"/>
+        </w:rPr>
+        <w:t xml:space="preserve">Assign roles: set A fits model parameters; B selects between two models; C is opened once after choices are fixed. Which is train, </w:t>
+      </w:r>
+      <w:r>
+        <w:rPr>
+          <w:b/>
+        </w:rPr>
+        <w:t>validation</w:t>
+      </w:r>
+      <w:r>
+        <w:rPr>
+          <w:b w:val="0"/>
+        </w:rPr>
+        <w:t xml:space="preserve"> and test?</w:t>
+      </w:r>
+    </w:p>
+    <w:p>
+      <w:pPr>
+        <w:spacing w:line="336" w:lineRule="auto" w:after="180"/>
+      </w:pPr>
+      <w:r>
+        <w:rPr>
+          <w:b w:val="0"/>
+        </w:rPr>
+        <w:t xml:space="preserve">My answer, with a trace, calculation or supporting </w:t>
+      </w:r>
+      <w:r>
+        <w:rPr>
+          <w:b/>
+        </w:rPr>
+        <w:t>evidence</w:t>
       </w:r>
     </w:p>
     <w:p>
@@ -3335,13 +5678,37 @@
       </w:r>
     </w:p>
     <w:p>
-      <w:r>
+      <w:pPr>
+        <w:spacing w:line="336" w:lineRule="auto" w:after="180"/>
+      </w:pPr>
+      <w:r>
+        <w:rPr>
+          <w:b w:val="0"/>
+        </w:rPr>
         <w:t>Change one relevant detail. Predict the result before testing. Include a boundary or missing-information case when it helps reveal a limit.</w:t>
       </w:r>
     </w:p>
     <w:p>
-      <w:r>
-        <w:t>My changed input and expected result</w:t>
+      <w:pPr>
+        <w:spacing w:line="336" w:lineRule="auto" w:after="180"/>
+      </w:pPr>
+      <w:r>
+        <w:rPr>
+          <w:b w:val="0"/>
+        </w:rPr>
+        <w:t xml:space="preserve">My changed </w:t>
+      </w:r>
+      <w:r>
+        <w:rPr>
+          <w:b/>
+        </w:rPr>
+        <w:t>input</w:t>
+      </w:r>
+      <w:r>
+        <w:rPr>
+          <w:b w:val="0"/>
+        </w:rPr>
+        <w:t xml:space="preserve"> and expected result</w:t>
       </w:r>
     </w:p>
     <w:p>
@@ -3386,13 +5753,49 @@
       </w:r>
     </w:p>
     <w:p>
-      <w:r>
-        <w:t>Publish the grouped split strategy and counts for the Plant Classifier, including why plant identity stays within one split.</w:t>
-      </w:r>
-    </w:p>
-    <w:p>
-      <w:r>
-        <w:t>The evidence I will keep</w:t>
+      <w:pPr>
+        <w:spacing w:line="336" w:lineRule="auto" w:after="180"/>
+      </w:pPr>
+      <w:r>
+        <w:rPr>
+          <w:b w:val="0"/>
+        </w:rPr>
+        <w:t xml:space="preserve">Publish the grouped </w:t>
+      </w:r>
+      <w:r>
+        <w:rPr>
+          <w:b/>
+        </w:rPr>
+        <w:t>split strategy</w:t>
+      </w:r>
+      <w:r>
+        <w:rPr>
+          <w:b w:val="0"/>
+        </w:rPr>
+        <w:t xml:space="preserve"> and counts for the Plant Classifier, including why plant identity stays within one split.</w:t>
+      </w:r>
+    </w:p>
+    <w:p>
+      <w:pPr>
+        <w:spacing w:line="336" w:lineRule="auto" w:after="180"/>
+      </w:pPr>
+      <w:r>
+        <w:rPr>
+          <w:b w:val="0"/>
+        </w:rPr>
+        <w:t xml:space="preserve">The </w:t>
+      </w:r>
+      <w:r>
+        <w:rPr>
+          <w:b/>
+        </w:rPr>
+        <w:t>evidence</w:t>
+      </w:r>
+      <w:r>
+        <w:rPr>
+          <w:b w:val="0"/>
+        </w:rPr>
+        <w:t xml:space="preserve"> I will keep</w:t>
       </w:r>
     </w:p>
     <w:p>
@@ -3429,8 +5832,26 @@
       </w:r>
     </w:p>
     <w:p>
-      <w:r>
-        <w:t>Your teacher has the independent answer and scoring criteria. Complete the matching workbook week to keep your practice evidence together.</w:t>
+      <w:pPr>
+        <w:spacing w:line="336" w:lineRule="auto" w:after="180"/>
+      </w:pPr>
+      <w:r>
+        <w:rPr>
+          <w:b w:val="0"/>
+        </w:rPr>
+        <w:t xml:space="preserve">Your teacher has the independent answer and scoring criteria. Complete the matching workbook week to keep your practice </w:t>
+      </w:r>
+      <w:r>
+        <w:rPr>
+          <w:b/>
+        </w:rPr>
+        <w:t>evidence</w:t>
+      </w:r>
+      <w:r>
+        <w:rPr>
+          <w:b w:val="0"/>
+        </w:rPr>
+        <w:t xml:space="preserve"> together.</w:t>
       </w:r>
     </w:p>
     <w:p>
@@ -3442,8 +5863,27 @@
       </w:r>
     </w:p>
     <w:p>
-      <w:r>
-        <w:t>You have 30 leaves with 3 views each. Allocate 18 leaves to train,6 to validation,6 to test. How many images are in each? Where is a learned normalisation mean fitted?</w:t>
+      <w:pPr>
+        <w:spacing w:line="336" w:lineRule="auto" w:after="180"/>
+        <w:shd w:fill="F5F1FB"/>
+      </w:pPr>
+      <w:r>
+        <w:rPr>
+          <w:b w:val="0"/>
+        </w:rPr>
+        <w:t xml:space="preserve">You have 30 leaves with 3 views each. Allocate 18 leaves to train,6 to </w:t>
+      </w:r>
+      <w:r>
+        <w:rPr>
+          <w:b/>
+        </w:rPr>
+        <w:t>validation</w:t>
+      </w:r>
+      <w:r>
+        <w:rPr>
+          <w:b w:val="0"/>
+        </w:rPr>
+        <w:t>,6 to test. How many images are in each? Where is a learned normalisation mean fitted?</w:t>
       </w:r>
     </w:p>
     <w:p>
@@ -3498,8 +5938,25 @@
       </w:r>
     </w:p>
     <w:p>
-      <w:r>
-        <w:t>Attempt the independent case before hints. Record whether you worked alone, used a hint or followed a model. After feedback, fix the first unsupported step and explain why it changed. A later check uses a changed case, not a copied answer.</w:t>
+      <w:pPr>
+        <w:spacing w:line="336" w:lineRule="auto" w:after="180"/>
+      </w:pPr>
+      <w:r>
+        <w:rPr>
+          <w:b w:val="0"/>
+        </w:rPr>
+        <w:t>Attempt the independent case before hints. Record whether you worked alone, used a hint or followed a model. After feedback, fix the first unsupported step and explain why it changed.</w:t>
+      </w:r>
+    </w:p>
+    <w:p>
+      <w:pPr>
+        <w:spacing w:line="336" w:lineRule="auto" w:after="180"/>
+      </w:pPr>
+      <w:r>
+        <w:rPr>
+          <w:b w:val="0"/>
+        </w:rPr>
+        <w:t>A later check uses a changed case, not a copied answer.</w:t>
       </w:r>
     </w:p>
     <w:p>
@@ -3512,7 +5969,54 @@
     </w:p>
     <w:p>
       <w:r>
-        <w:t>Start with this question: Assign a separate job to training, validation and final test evidence.</w:t>
+        <w:t>Use this map to navigate Train, Validation, Test, connect the goals to tasks and keep one evidence record for each attempt.</w:t>
+      </w:r>
+    </w:p>
+    <w:p>
+      <w:pPr>
+        <w:spacing w:line="336" w:lineRule="auto" w:after="180"/>
+      </w:pPr>
+      <w:r>
+        <w:rPr>
+          <w:b w:val="0"/>
+        </w:rPr>
+        <w:t xml:space="preserve">Start with this question: Assign a separate job to </w:t>
+      </w:r>
+      <w:r>
+        <w:rPr>
+          <w:b/>
+        </w:rPr>
+        <w:t>training</w:t>
+      </w:r>
+      <w:r>
+        <w:rPr>
+          <w:b w:val="0"/>
+        </w:rPr>
+        <w:t xml:space="preserve">, </w:t>
+      </w:r>
+      <w:r>
+        <w:rPr>
+          <w:b/>
+        </w:rPr>
+        <w:t>validation</w:t>
+      </w:r>
+      <w:r>
+        <w:rPr>
+          <w:b w:val="0"/>
+        </w:rPr>
+        <w:t xml:space="preserve"> and final test </w:t>
+      </w:r>
+      <w:r>
+        <w:rPr>
+          <w:b/>
+        </w:rPr>
+        <w:t>evidence</w:t>
+      </w:r>
+      <w:r>
+        <w:rPr>
+          <w:b w:val="0"/>
+        </w:rPr>
+        <w:t>.</w:t>
       </w:r>
     </w:p>
     <w:tbl>
@@ -3618,13 +6122,61 @@
       </w:tr>
     </w:tbl>
     <w:p>
-      <w:r>
-        <w:t>Remember → watch and explain → try with help → investigate → try independently → keep project evidence. Your teacher may spread this lesson across several classes.</w:t>
-      </w:r>
-    </w:p>
-    <w:p>
-      <w:r>
-        <w:t>Keep your first prediction. Compare it with what the evidence shows and explain any change.</w:t>
+      <w:pPr>
+        <w:spacing w:line="336" w:lineRule="auto" w:after="180"/>
+      </w:pPr>
+      <w:r>
+        <w:rPr>
+          <w:b w:val="0"/>
+        </w:rPr>
+        <w:t xml:space="preserve">Remember → watch and explain → try with help → investigate → try independently → keep project </w:t>
+      </w:r>
+      <w:r>
+        <w:rPr>
+          <w:b/>
+        </w:rPr>
+        <w:t>evidence</w:t>
+      </w:r>
+      <w:r>
+        <w:rPr>
+          <w:b w:val="0"/>
+        </w:rPr>
+        <w:t>. Your teacher may spread this lesson across several classes.</w:t>
+      </w:r>
+    </w:p>
+    <w:p>
+      <w:pPr>
+        <w:spacing w:line="336" w:lineRule="auto" w:after="180"/>
+      </w:pPr>
+      <w:r>
+        <w:rPr>
+          <w:b w:val="0"/>
+        </w:rPr>
+        <w:t xml:space="preserve">Keep your first </w:t>
+      </w:r>
+      <w:r>
+        <w:rPr>
+          <w:b/>
+        </w:rPr>
+        <w:t>prediction</w:t>
+      </w:r>
+      <w:r>
+        <w:rPr>
+          <w:b w:val="0"/>
+        </w:rPr>
+        <w:t xml:space="preserve">. Compare it with what the </w:t>
+      </w:r>
+      <w:r>
+        <w:rPr>
+          <w:b/>
+        </w:rPr>
+        <w:t>evidence</w:t>
+      </w:r>
+      <w:r>
+        <w:rPr>
+          <w:b w:val="0"/>
+        </w:rPr>
+        <w:t xml:space="preserve"> shows and explain any change.</w:t>
       </w:r>
     </w:p>
     <w:p>
@@ -3637,7 +6189,30 @@
     </w:p>
     <w:p>
       <w:r>
-        <w:t>Close your notes. Explain this goal in your own words: Select a model using a declared validation rule</w:t>
+        <w:t>Explain Train, Validation, Test without notes, identify a remaining question and plan a later check with a changed case.</w:t>
+      </w:r>
+    </w:p>
+    <w:p>
+      <w:pPr>
+        <w:spacing w:line="336" w:lineRule="auto" w:after="180"/>
+      </w:pPr>
+      <w:r>
+        <w:rPr>
+          <w:b w:val="0"/>
+        </w:rPr>
+        <w:t xml:space="preserve">Close your notes. Explain this goal in your own words: Select a model using a declared </w:t>
+      </w:r>
+      <w:r>
+        <w:rPr>
+          <w:b/>
+        </w:rPr>
+        <w:t>validation</w:t>
+      </w:r>
+      <w:r>
+        <w:rPr>
+          <w:b w:val="0"/>
+        </w:rPr>
+        <w:t xml:space="preserve"> rule</w:t>
       </w:r>
     </w:p>
     <w:p>
@@ -3674,13 +6249,61 @@
       </w:r>
     </w:p>
     <w:p>
-      <w:r>
-        <w:t>If you are unsure, return to the worked picture and explain one arrow. If you are ready, change an input or assumption and justify your prediction.</w:t>
-      </w:r>
-    </w:p>
-    <w:p>
-      <w:r>
-        <w:t>Save your workbook evidence. At the next review, try a different case before opening your old answer.</w:t>
+      <w:pPr>
+        <w:spacing w:line="336" w:lineRule="auto" w:after="180"/>
+      </w:pPr>
+      <w:r>
+        <w:rPr>
+          <w:b w:val="0"/>
+        </w:rPr>
+        <w:t xml:space="preserve">If you are unsure, return to the worked picture and explain one arrow. If you are ready, change an </w:t>
+      </w:r>
+      <w:r>
+        <w:rPr>
+          <w:b/>
+        </w:rPr>
+        <w:t>input</w:t>
+      </w:r>
+      <w:r>
+        <w:rPr>
+          <w:b w:val="0"/>
+        </w:rPr>
+        <w:t xml:space="preserve"> or assumption and justify your </w:t>
+      </w:r>
+      <w:r>
+        <w:rPr>
+          <w:b/>
+        </w:rPr>
+        <w:t>prediction</w:t>
+      </w:r>
+      <w:r>
+        <w:rPr>
+          <w:b w:val="0"/>
+        </w:rPr>
+        <w:t>.</w:t>
+      </w:r>
+    </w:p>
+    <w:p>
+      <w:pPr>
+        <w:spacing w:line="336" w:lineRule="auto" w:after="180"/>
+      </w:pPr>
+      <w:r>
+        <w:rPr>
+          <w:b w:val="0"/>
+        </w:rPr>
+        <w:t xml:space="preserve">Save your workbook </w:t>
+      </w:r>
+      <w:r>
+        <w:rPr>
+          <w:b/>
+        </w:rPr>
+        <w:t>evidence</w:t>
+      </w:r>
+      <w:r>
+        <w:rPr>
+          <w:b w:val="0"/>
+        </w:rPr>
+        <w:t>. At the next review, try a different case before opening your old answer.</w:t>
       </w:r>
     </w:p>
     <w:p>
@@ -3693,12 +6316,65 @@
     </w:p>
     <w:p>
       <w:r>
+        <w:t>Attempt supported questions before using hints or feedback. Review a missing building block, then keep the completed work.</w:t>
+      </w:r>
+    </w:p>
+    <w:p>
+      <w:pPr>
+        <w:spacing w:line="336" w:lineRule="auto" w:after="180"/>
+      </w:pPr>
+      <w:r>
+        <w:rPr>
+          <w:b w:val="0"/>
+        </w:rPr>
         <w:t>Use this supported practice once, in the browser or on paper. Keep the reserved independent assessment for a separate first attempt before teacher feedback.</w:t>
       </w:r>
     </w:p>
     <w:p>
-      <w:r>
-        <w:t>Assign a separate job to training, validation and final test evidence.</w:t>
+      <w:pPr>
+        <w:spacing w:line="336" w:lineRule="auto" w:after="180"/>
+      </w:pPr>
+      <w:r>
+        <w:rPr>
+          <w:b w:val="0"/>
+        </w:rPr>
+        <w:t xml:space="preserve">Assign a separate job to </w:t>
+      </w:r>
+      <w:r>
+        <w:rPr>
+          <w:b/>
+        </w:rPr>
+        <w:t>training</w:t>
+      </w:r>
+      <w:r>
+        <w:rPr>
+          <w:b w:val="0"/>
+        </w:rPr>
+        <w:t xml:space="preserve">, </w:t>
+      </w:r>
+      <w:r>
+        <w:rPr>
+          <w:b/>
+        </w:rPr>
+        <w:t>validation</w:t>
+      </w:r>
+      <w:r>
+        <w:rPr>
+          <w:b w:val="0"/>
+        </w:rPr>
+        <w:t xml:space="preserve"> and final test </w:t>
+      </w:r>
+      <w:r>
+        <w:rPr>
+          <w:b/>
+        </w:rPr>
+        <w:t>evidence</w:t>
+      </w:r>
+      <w:r>
+        <w:rPr>
+          <w:b w:val="0"/>
+        </w:rPr>
+        <w:t>.</w:t>
       </w:r>
     </w:p>
     <w:p>
@@ -3710,23 +6386,62 @@
       </w:r>
     </w:p>
     <w:p>
-      <w:r>
+      <w:pPr>
+        <w:spacing w:line="336" w:lineRule="auto" w:after="180"/>
+      </w:pPr>
+      <w:r>
+        <w:rPr>
+          <w:b w:val="0"/>
+        </w:rPr>
         <w:t>Which labelled step matches this detail? Freeze A before scoring final cases; do not select again using their labels.</w:t>
       </w:r>
     </w:p>
     <w:p>
-      <w:r>
+      <w:pPr>
+        <w:spacing w:line="336" w:lineRule="auto" w:after="180"/>
+        <w:shd w:fill="F4F9FC"/>
+      </w:pPr>
+      <w:r>
+        <w:rPr>
+          <w:b w:val="0"/>
+        </w:rPr>
         <w:t>1. Reserve final test</w:t>
       </w:r>
     </w:p>
     <w:p>
-      <w:r>
-        <w:t>2. Fit on training</w:t>
-      </w:r>
-    </w:p>
-    <w:p>
-      <w:r>
-        <w:t>3. Select on validation</w:t>
+      <w:pPr>
+        <w:spacing w:line="336" w:lineRule="auto" w:after="180"/>
+        <w:shd w:fill="F4F9FC"/>
+      </w:pPr>
+      <w:r>
+        <w:rPr>
+          <w:b w:val="0"/>
+        </w:rPr>
+        <w:t xml:space="preserve">2. Fit on </w:t>
+      </w:r>
+      <w:r>
+        <w:rPr>
+          <w:b/>
+        </w:rPr>
+        <w:t>training</w:t>
+      </w:r>
+    </w:p>
+    <w:p>
+      <w:pPr>
+        <w:spacing w:line="336" w:lineRule="auto" w:after="180"/>
+        <w:shd w:fill="F4F9FC"/>
+      </w:pPr>
+      <w:r>
+        <w:rPr>
+          <w:b w:val="0"/>
+        </w:rPr>
+        <w:t xml:space="preserve">3. Select on </w:t>
+      </w:r>
+      <w:r>
+        <w:rPr>
+          <w:b/>
+        </w:rPr>
+        <w:t>validation</w:t>
       </w:r>
     </w:p>
     <w:p>
@@ -3763,41 +6478,179 @@
       </w:r>
     </w:p>
     <w:p>
-      <w:r>
+      <w:pPr>
+        <w:pStyle w:val="Heading3"/>
+      </w:pPr>
+      <w:r>
+        <w:t>Hint · try first</w:t>
+      </w:r>
+    </w:p>
+    <w:p>
+      <w:pPr>
+        <w:spacing w:line="336" w:lineRule="auto" w:after="180"/>
+        <w:shd w:fill="F1F6F8"/>
+      </w:pPr>
+      <w:r>
+        <w:rPr>
+          <w:b w:val="0"/>
+        </w:rPr>
         <w:t>Hint if needed: Read the steps in the pictorial case. Match the supplied detail to the stage that performs or records it.</w:t>
       </w:r>
     </w:p>
     <w:p>
-      <w:r>
-        <w:t>After your attempt, compare with the supported explanation: Reserve final test Freeze A before scoring final cases; do not select again using their labels. Read the picture in order. Freeze A before scoring final cases; do not select again using their labels. The arrows show which recorded input or intermediate result each decision uses. Explain the deciding step aloud before checking the changed case; pointing to the final answer alone does not show how it follows.</w:t>
-      </w:r>
-    </w:p>
-    <w:p>
       <w:pPr>
         <w:pStyle w:val="Heading3"/>
       </w:pPr>
       <w:r>
+        <w:t>Feedback · compare after trying</w:t>
+      </w:r>
+    </w:p>
+    <w:p>
+      <w:pPr>
+        <w:spacing w:line="336" w:lineRule="auto" w:after="180"/>
+        <w:shd w:fill="F1F6FC"/>
+      </w:pPr>
+      <w:r>
+        <w:rPr>
+          <w:b w:val="0"/>
+        </w:rPr>
+        <w:t>After your attempt, compare with the supported explanation: Reserve final test Freeze A before scoring final cases; do not select again using their labels. Read the picture in order.</w:t>
+      </w:r>
+    </w:p>
+    <w:p>
+      <w:pPr>
+        <w:spacing w:line="336" w:lineRule="auto" w:after="180"/>
+        <w:shd w:fill="F1F6FC"/>
+      </w:pPr>
+      <w:r>
+        <w:rPr>
+          <w:b w:val="0"/>
+        </w:rPr>
+        <w:t xml:space="preserve">Freeze A before scoring final cases; do not select again using their labels. The arrows show which recorded </w:t>
+      </w:r>
+      <w:r>
+        <w:rPr>
+          <w:b/>
+        </w:rPr>
+        <w:t>input</w:t>
+      </w:r>
+      <w:r>
+        <w:rPr>
+          <w:b w:val="0"/>
+        </w:rPr>
+        <w:t xml:space="preserve"> or intermediate result each decision uses.</w:t>
+      </w:r>
+    </w:p>
+    <w:p>
+      <w:pPr>
+        <w:spacing w:line="336" w:lineRule="auto" w:after="180"/>
+        <w:shd w:fill="F1F6FC"/>
+      </w:pPr>
+      <w:r>
+        <w:rPr>
+          <w:b w:val="0"/>
+        </w:rPr>
+        <w:t>Explain the deciding step aloud before checking the changed case; pointing to the final answer alone does not show how it follows.</w:t>
+      </w:r>
+    </w:p>
+    <w:p>
+      <w:pPr>
+        <w:pStyle w:val="Heading3"/>
+      </w:pPr>
+      <w:r>
         <w:t>Practice 2: explain the deciding evidence</w:t>
       </w:r>
     </w:p>
     <w:p>
-      <w:r>
-        <w:t>Changed-case practice: A and B both have validation MAE2 cm; A is simpler under a predeclared tie rule. Which conclusion is supported by the supplied facts?</w:t>
-      </w:r>
-    </w:p>
-    <w:p>
-      <w:r>
-        <w:t>1. This one example guarantees correct results for every future input.</w:t>
-      </w:r>
-    </w:p>
-    <w:p>
-      <w:r>
+      <w:pPr>
+        <w:pStyle w:val="Heading3"/>
+      </w:pPr>
+      <w:r>
+        <w:t>Changed case · predict first</w:t>
+      </w:r>
+    </w:p>
+    <w:p>
+      <w:pPr>
+        <w:spacing w:line="336" w:lineRule="auto" w:after="180"/>
+        <w:shd w:fill="F5F1FB"/>
+      </w:pPr>
+      <w:r>
+        <w:rPr>
+          <w:b w:val="0"/>
+        </w:rPr>
+        <w:t xml:space="preserve">Changed-case practice: A and B both have </w:t>
+      </w:r>
+      <w:r>
+        <w:rPr>
+          <w:b/>
+        </w:rPr>
+        <w:t>validation</w:t>
+      </w:r>
+      <w:r>
+        <w:rPr>
+          <w:b w:val="0"/>
+        </w:rPr>
+        <w:t xml:space="preserve"> MAE2 cm; A is simpler under a predeclared tie rule. Which conclusion is supported by the supplied facts?</w:t>
+      </w:r>
+    </w:p>
+    <w:p>
+      <w:pPr>
+        <w:spacing w:line="336" w:lineRule="auto" w:after="180"/>
+        <w:shd w:fill="F4F9FC"/>
+      </w:pPr>
+      <w:r>
+        <w:rPr>
+          <w:b w:val="0"/>
+        </w:rPr>
+        <w:t xml:space="preserve">1. This one example guarantees correct results for every future </w:t>
+      </w:r>
+      <w:r>
+        <w:rPr>
+          <w:b/>
+        </w:rPr>
+        <w:t>input</w:t>
+      </w:r>
+      <w:r>
+        <w:rPr>
+          <w:b w:val="0"/>
+        </w:rPr>
+        <w:t>.</w:t>
+      </w:r>
+    </w:p>
+    <w:p>
+      <w:pPr>
+        <w:spacing w:line="336" w:lineRule="auto" w:after="180"/>
+        <w:shd w:fill="F4F9FC"/>
+      </w:pPr>
+      <w:r>
+        <w:rPr>
+          <w:b w:val="0"/>
+        </w:rPr>
         <w:t>2. Select A using the predeclared simpler-model tie-break.</w:t>
       </w:r>
     </w:p>
     <w:p>
-      <w:r>
-        <w:t>3. We can decide the result without examining the changed input or the procedure.</w:t>
+      <w:pPr>
+        <w:spacing w:line="336" w:lineRule="auto" w:after="180"/>
+        <w:shd w:fill="F4F9FC"/>
+      </w:pPr>
+      <w:r>
+        <w:rPr>
+          <w:b w:val="0"/>
+        </w:rPr>
+        <w:t xml:space="preserve">3. We can decide the result without examining the changed </w:t>
+      </w:r>
+      <w:r>
+        <w:rPr>
+          <w:b/>
+        </w:rPr>
+        <w:t>input</w:t>
+      </w:r>
+      <w:r>
+        <w:rPr>
+          <w:b w:val="0"/>
+        </w:rPr>
+        <w:t xml:space="preserve"> or the procedure.</w:t>
       </w:r>
     </w:p>
     <w:p>
@@ -3834,36 +6687,189 @@
       </w:r>
     </w:p>
     <w:p>
-      <w:r>
+      <w:pPr>
+        <w:pStyle w:val="Heading3"/>
+      </w:pPr>
+      <w:r>
+        <w:t>Hint · try first</w:t>
+      </w:r>
+    </w:p>
+    <w:p>
+      <w:pPr>
+        <w:spacing w:line="336" w:lineRule="auto" w:after="180"/>
+        <w:shd w:fill="F1F6F8"/>
+      </w:pPr>
+      <w:r>
+        <w:rPr>
+          <w:b w:val="0"/>
+        </w:rPr>
         <w:t>Hint if needed: Use the changed condition and the deciding step in the pictorial trace. The answer must say what follows from those facts.</w:t>
       </w:r>
     </w:p>
     <w:p>
-      <w:r>
-        <w:t>After your attempt, compare with the supported explanation: Select A using the predeclared simpler-model tie-break. The validation errors tie, so the stated second a = ry rule decides without consulting final data.</w:t>
-      </w:r>
-    </w:p>
-    <w:p>
       <w:pPr>
         <w:pStyle w:val="Heading3"/>
       </w:pPr>
       <w:r>
+        <w:t>Feedback · compare after trying</w:t>
+      </w:r>
+    </w:p>
+    <w:p>
+      <w:pPr>
+        <w:spacing w:line="336" w:lineRule="auto" w:after="180"/>
+        <w:shd w:fill="F1F6FC"/>
+      </w:pPr>
+      <w:r>
+        <w:rPr>
+          <w:b w:val="0"/>
+        </w:rPr>
+        <w:t xml:space="preserve">After your attempt, compare with the supported explanation: Select A using the predeclared simpler-model tie-break. The </w:t>
+      </w:r>
+      <w:r>
+        <w:rPr>
+          <w:b/>
+        </w:rPr>
+        <w:t>validation</w:t>
+      </w:r>
+      <w:r>
+        <w:rPr>
+          <w:b w:val="0"/>
+        </w:rPr>
+        <w:t xml:space="preserve"> errors tie, so the stated second a = ry rule decides without consulting final data.</w:t>
+      </w:r>
+    </w:p>
+    <w:p>
+      <w:pPr>
+        <w:pStyle w:val="Heading3"/>
+      </w:pPr>
+      <w:r>
         <w:t>Repair a missing building block</w:t>
       </w:r>
     </w:p>
     <w:p>
-      <w:r>
-        <w:t>Review Hold Out Test Data (ai-4/23). Goal: Freeze the full evaluation procedure before testing. Short practice: What is needed for an honest final claim about the revised version? Point to the relevant step in the picture, then write the changed result and the rule or evidence that supports it.. Return to this week and explain what you changed.</w:t>
-      </w:r>
-    </w:p>
-    <w:p>
-      <w:r>
-        <w:t>Review Absolute Error and MAE (ai-4/21). Goal: Calculate MAE MSE and RMSE. Short practice: Why is quoting MSE as4.67 cm misleading? Point to the relevant step in the picture, then write the changed result and the rule or evidence that supports it.. Return to this week and explain what you changed.</w:t>
-      </w:r>
-    </w:p>
-    <w:p>
-      <w:r>
-        <w:t>Review Error Analysis (ai-4/18). Goal: Categorize development errors using evidence. Short practice: What evidence would support the claim that a change helps fresh dim-light images? Point to the relevant step in the picture, then write the changed result and the rule or evidence that supports it.. Return to this week and explain what you changed.</w:t>
+      <w:pPr>
+        <w:spacing w:line="336" w:lineRule="auto" w:after="180"/>
+      </w:pPr>
+      <w:r>
+        <w:rPr>
+          <w:b w:val="0"/>
+        </w:rPr>
+        <w:t>Review Hold Out Test Data (ai-4/23). Goal: Freeze the full evaluation procedure before testing. Short practice: What is needed for an honest final claim about the revised version?</w:t>
+      </w:r>
+    </w:p>
+    <w:p>
+      <w:pPr>
+        <w:spacing w:line="336" w:lineRule="auto" w:after="180"/>
+      </w:pPr>
+      <w:r>
+        <w:rPr>
+          <w:b w:val="0"/>
+        </w:rPr>
+        <w:t xml:space="preserve">Point to the relevant step in the picture, then write the changed result and the rule or </w:t>
+      </w:r>
+      <w:r>
+        <w:rPr>
+          <w:b/>
+        </w:rPr>
+        <w:t>evidence</w:t>
+      </w:r>
+      <w:r>
+        <w:rPr>
+          <w:b w:val="0"/>
+        </w:rPr>
+        <w:t xml:space="preserve"> that supports it.. Return to this week and explain what you changed.</w:t>
+      </w:r>
+    </w:p>
+    <w:p>
+      <w:pPr>
+        <w:spacing w:line="336" w:lineRule="auto" w:after="180"/>
+      </w:pPr>
+      <w:r>
+        <w:rPr>
+          <w:b w:val="0"/>
+        </w:rPr>
+        <w:t>Review Absolute Error and MAE (ai-4/21). Goal: Calculate MAE MSE and RMSE. Short practice: Why is quoting MSE as4.67 cm misleading?</w:t>
+      </w:r>
+    </w:p>
+    <w:p>
+      <w:pPr>
+        <w:spacing w:line="336" w:lineRule="auto" w:after="180"/>
+      </w:pPr>
+      <w:r>
+        <w:rPr>
+          <w:b w:val="0"/>
+        </w:rPr>
+        <w:t xml:space="preserve">Point to the relevant step in the picture, then write the changed result and the rule or </w:t>
+      </w:r>
+      <w:r>
+        <w:rPr>
+          <w:b/>
+        </w:rPr>
+        <w:t>evidence</w:t>
+      </w:r>
+      <w:r>
+        <w:rPr>
+          <w:b w:val="0"/>
+        </w:rPr>
+        <w:t xml:space="preserve"> that supports it.. Return to this week and explain what you changed.</w:t>
+      </w:r>
+    </w:p>
+    <w:p>
+      <w:pPr>
+        <w:spacing w:line="336" w:lineRule="auto" w:after="180"/>
+      </w:pPr>
+      <w:r>
+        <w:rPr>
+          <w:b w:val="0"/>
+        </w:rPr>
+        <w:t xml:space="preserve">Review Error Analysis (ai-4/18). Goal: Categorize development errors using </w:t>
+      </w:r>
+      <w:r>
+        <w:rPr>
+          <w:b/>
+        </w:rPr>
+        <w:t>evidence</w:t>
+      </w:r>
+      <w:r>
+        <w:rPr>
+          <w:b w:val="0"/>
+        </w:rPr>
+        <w:t xml:space="preserve">. Short practice: What </w:t>
+      </w:r>
+      <w:r>
+        <w:rPr>
+          <w:b/>
+        </w:rPr>
+        <w:t>evidence</w:t>
+      </w:r>
+      <w:r>
+        <w:rPr>
+          <w:b w:val="0"/>
+        </w:rPr>
+        <w:t xml:space="preserve"> would support the claim that a change helps fresh dim-light images?</w:t>
+      </w:r>
+    </w:p>
+    <w:p>
+      <w:pPr>
+        <w:spacing w:line="336" w:lineRule="auto" w:after="180"/>
+      </w:pPr>
+      <w:r>
+        <w:rPr>
+          <w:b w:val="0"/>
+        </w:rPr>
+        <w:t xml:space="preserve">Point to the relevant step in the picture, then write the changed result and the rule or </w:t>
+      </w:r>
+      <w:r>
+        <w:rPr>
+          <w:b/>
+        </w:rPr>
+        <w:t>evidence</w:t>
+      </w:r>
+      <w:r>
+        <w:rPr>
+          <w:b w:val="0"/>
+        </w:rPr>
+        <w:t xml:space="preserve"> that supports it.. Return to this week and explain what you changed.</w:t>
       </w:r>
     </w:p>
     <w:p>
@@ -3875,8 +6881,800 @@
       </w:r>
     </w:p>
     <w:p>
-      <w:r>
-        <w:t>Use Download completed work in the hosted lesson to export your answers, reflections, practice feedback and code-run evidence. Open the HTML copy to read or print it. Drafts stay in this browser when storage is available; clear drafts on a shared device.</w:t>
+      <w:pPr>
+        <w:spacing w:line="336" w:lineRule="auto" w:after="180"/>
+      </w:pPr>
+      <w:r>
+        <w:rPr>
+          <w:b w:val="0"/>
+        </w:rPr>
+        <w:t xml:space="preserve">Use Download completed work in the hosted lesson to export your answers, reflections, practice feedback and code-run </w:t>
+      </w:r>
+      <w:r>
+        <w:rPr>
+          <w:b/>
+        </w:rPr>
+        <w:t>evidence</w:t>
+      </w:r>
+      <w:r>
+        <w:rPr>
+          <w:b w:val="0"/>
+        </w:rPr>
+        <w:t>. Open the HTML copy to read or print it.</w:t>
+      </w:r>
+    </w:p>
+    <w:p>
+      <w:pPr>
+        <w:spacing w:line="336" w:lineRule="auto" w:after="180"/>
+      </w:pPr>
+      <w:r>
+        <w:rPr>
+          <w:b w:val="0"/>
+        </w:rPr>
+        <w:t>Drafts stay in this browser when storage is available; clear drafts on a shared device.</w:t>
+      </w:r>
+    </w:p>
+    <w:p>
+      <w:pPr>
+        <w:pStyle w:val="Heading1"/>
+      </w:pPr>
+      <w:r>
+        <w:t>18. Visual concept journey</w:t>
+      </w:r>
+    </w:p>
+    <w:p>
+      <w:r>
+        <w:t>Explain each Train, Validation, Test graphic using its labels, deciding evidence and relevant limitation.</w:t>
+      </w:r>
+    </w:p>
+    <w:p>
+      <w:pPr>
+        <w:pStyle w:val="Heading3"/>
+      </w:pPr>
+      <w:r>
+        <w:t>01. Train, Validation, Test: the case</w:t>
+      </w:r>
+    </w:p>
+    <w:p>
+      <w:r>
+        <w:drawing>
+          <wp:inline xmlns:a="http://schemas.openxmlformats.org/drawingml/2006/main" xmlns:pic="http://schemas.openxmlformats.org/drawingml/2006/picture">
+            <wp:extent cx="5486400" cy="2990088"/>
+            <wp:docPr id="22" name="Picture 22" descr="Assign a separate job to training, validation and final test evidence. Supplied facts: Candidates A and B have training MAE1 and 0 cm; validation MAE2 and 3 cm. Selection rule is smallest validation MAE. All inputs and outcomes in this worked example are invented classroom data; no real model run is claimed."/>
+            <wp:cNvGraphicFramePr>
+              <a:graphicFrameLocks noChangeAspect="1"/>
+            </wp:cNvGraphicFramePr>
+            <a:graphic>
+              <a:graphicData uri="http://schemas.openxmlformats.org/drawingml/2006/picture">
+                <pic:pic>
+                  <pic:nvPicPr>
+                    <pic:cNvPr id="0" name="academy-story-ai-4-24-01.png"/>
+                    <pic:cNvPicPr/>
+                  </pic:nvPicPr>
+                  <pic:blipFill>
+                    <a:blip r:embed="rId29"/>
+                    <a:stretch>
+                      <a:fillRect/>
+                    </a:stretch>
+                  </pic:blipFill>
+                  <pic:spPr>
+                    <a:xfrm>
+                      <a:off x="0" y="0"/>
+                      <a:ext cx="5486400" cy="2990088"/>
+                    </a:xfrm>
+                    <a:prstGeom prst="rect"/>
+                  </pic:spPr>
+                </pic:pic>
+              </a:graphicData>
+            </a:graphic>
+          </wp:inline>
+        </w:drawing>
+      </w:r>
+    </w:p>
+    <w:p>
+      <w:pPr>
+        <w:spacing w:line="336" w:lineRule="auto" w:after="180"/>
+      </w:pPr>
+      <w:r>
+        <w:rPr>
+          <w:b w:val="0"/>
+        </w:rPr>
+        <w:t xml:space="preserve">Assign a separate job to </w:t>
+      </w:r>
+      <w:r>
+        <w:rPr>
+          <w:b/>
+        </w:rPr>
+        <w:t>training</w:t>
+      </w:r>
+      <w:r>
+        <w:rPr>
+          <w:b w:val="0"/>
+        </w:rPr>
+        <w:t xml:space="preserve">, </w:t>
+      </w:r>
+      <w:r>
+        <w:rPr>
+          <w:b/>
+        </w:rPr>
+        <w:t>validation</w:t>
+      </w:r>
+      <w:r>
+        <w:rPr>
+          <w:b w:val="0"/>
+        </w:rPr>
+        <w:t xml:space="preserve"> and final test </w:t>
+      </w:r>
+      <w:r>
+        <w:rPr>
+          <w:b/>
+        </w:rPr>
+        <w:t>evidence</w:t>
+      </w:r>
+      <w:r>
+        <w:rPr>
+          <w:b w:val="0"/>
+        </w:rPr>
+        <w:t xml:space="preserve">. Supplied facts: Candidates A and B have </w:t>
+      </w:r>
+      <w:r>
+        <w:rPr>
+          <w:b/>
+        </w:rPr>
+        <w:t>training</w:t>
+      </w:r>
+      <w:r>
+        <w:rPr>
+          <w:b w:val="0"/>
+        </w:rPr>
+        <w:t xml:space="preserve"> MAE1 and 0 cm; </w:t>
+      </w:r>
+      <w:r>
+        <w:rPr>
+          <w:b/>
+        </w:rPr>
+        <w:t>validation</w:t>
+      </w:r>
+      <w:r>
+        <w:rPr>
+          <w:b w:val="0"/>
+        </w:rPr>
+        <w:t xml:space="preserve"> MAE2 and 3 cm. </w:t>
+      </w:r>
+      <w:r>
+        <w:rPr>
+          <w:b/>
+        </w:rPr>
+        <w:t>Selection rule</w:t>
+      </w:r>
+      <w:r>
+        <w:rPr>
+          <w:b w:val="0"/>
+        </w:rPr>
+        <w:t xml:space="preserve"> is smallest </w:t>
+      </w:r>
+      <w:r>
+        <w:rPr>
+          <w:b/>
+        </w:rPr>
+        <w:t>validation</w:t>
+      </w:r>
+      <w:r>
+        <w:rPr>
+          <w:b w:val="0"/>
+        </w:rPr>
+        <w:t xml:space="preserve"> MAE.</w:t>
+      </w:r>
+    </w:p>
+    <w:p>
+      <w:pPr>
+        <w:spacing w:line="336" w:lineRule="auto" w:after="180"/>
+      </w:pPr>
+      <w:r>
+        <w:rPr>
+          <w:b w:val="0"/>
+        </w:rPr>
+        <w:t xml:space="preserve">All </w:t>
+      </w:r>
+      <w:r>
+        <w:rPr>
+          <w:b/>
+        </w:rPr>
+        <w:t>input</w:t>
+      </w:r>
+      <w:r>
+        <w:rPr>
+          <w:b w:val="0"/>
+        </w:rPr>
+        <w:t>s and outcomes in this worked example are invented classroom data; no real model run is claimed.</w:t>
+      </w:r>
+    </w:p>
+    <w:p>
+      <w:pPr>
+        <w:spacing w:line="336" w:lineRule="auto" w:after="180"/>
+        <w:shd w:fill="F5F1FB"/>
+      </w:pPr>
+      <w:r>
+        <w:rPr>
+          <w:b w:val="0"/>
+        </w:rPr>
+        <w:t>Point to the given fact that matters most. Explain why it matters.</w:t>
+      </w:r>
+    </w:p>
+    <w:p>
+      <w:pPr>
+        <w:pStyle w:val="Heading3"/>
+      </w:pPr>
+      <w:r>
+        <w:t>02. Follow the deciding steps</w:t>
+      </w:r>
+    </w:p>
+    <w:p>
+      <w:r>
+        <w:drawing>
+          <wp:inline xmlns:a="http://schemas.openxmlformats.org/drawingml/2006/main" xmlns:pic="http://schemas.openxmlformats.org/drawingml/2006/picture">
+            <wp:extent cx="5486400" cy="3182112"/>
+            <wp:docPr id="23" name="Picture 23" descr="Fit on training: Both candidates are built using training data; B fits it more closely. → Select on validation: Choose A because2 cm is below3 cm. → Reserve final test: Freeze A before scoring final cases; do not select again using their labels."/>
+            <wp:cNvGraphicFramePr>
+              <a:graphicFrameLocks noChangeAspect="1"/>
+            </wp:cNvGraphicFramePr>
+            <a:graphic>
+              <a:graphicData uri="http://schemas.openxmlformats.org/drawingml/2006/picture">
+                <pic:pic>
+                  <pic:nvPicPr>
+                    <pic:cNvPr id="0" name="academy-story-ai-4-24-02.png"/>
+                    <pic:cNvPicPr/>
+                  </pic:nvPicPr>
+                  <pic:blipFill>
+                    <a:blip r:embed="rId30"/>
+                    <a:stretch>
+                      <a:fillRect/>
+                    </a:stretch>
+                  </pic:blipFill>
+                  <pic:spPr>
+                    <a:xfrm>
+                      <a:off x="0" y="0"/>
+                      <a:ext cx="5486400" cy="3182112"/>
+                    </a:xfrm>
+                    <a:prstGeom prst="rect"/>
+                  </pic:spPr>
+                </pic:pic>
+              </a:graphicData>
+            </a:graphic>
+          </wp:inline>
+        </w:drawing>
+      </w:r>
+    </w:p>
+    <w:p>
+      <w:pPr>
+        <w:spacing w:line="336" w:lineRule="auto" w:after="180"/>
+      </w:pPr>
+      <w:r>
+        <w:rPr>
+          <w:b w:val="0"/>
+        </w:rPr>
+        <w:t xml:space="preserve">Fit on </w:t>
+      </w:r>
+      <w:r>
+        <w:rPr>
+          <w:b/>
+        </w:rPr>
+        <w:t>training</w:t>
+      </w:r>
+      <w:r>
+        <w:rPr>
+          <w:b w:val="0"/>
+        </w:rPr>
+        <w:t xml:space="preserve">: Both candidates are built using </w:t>
+      </w:r>
+      <w:r>
+        <w:rPr>
+          <w:b/>
+        </w:rPr>
+        <w:t>training</w:t>
+      </w:r>
+      <w:r>
+        <w:rPr>
+          <w:b w:val="0"/>
+        </w:rPr>
+        <w:t xml:space="preserve"> data; B fits it more closely. → Select on </w:t>
+      </w:r>
+      <w:r>
+        <w:rPr>
+          <w:b/>
+        </w:rPr>
+        <w:t>validation</w:t>
+      </w:r>
+      <w:r>
+        <w:rPr>
+          <w:b w:val="0"/>
+        </w:rPr>
+        <w:t>: Choose A because2 cm is below3 cm. → Reserve final test: Freeze A before scoring final cases; do not select again using their labels.</w:t>
+      </w:r>
+    </w:p>
+    <w:p>
+      <w:pPr>
+        <w:spacing w:line="336" w:lineRule="auto" w:after="180"/>
+        <w:shd w:fill="F5F1FB"/>
+      </w:pPr>
+      <w:r>
+        <w:rPr>
+          <w:b w:val="0"/>
+        </w:rPr>
+        <w:t xml:space="preserve">Point to each numbered stage and explain which recorded </w:t>
+      </w:r>
+      <w:r>
+        <w:rPr>
+          <w:b/>
+        </w:rPr>
+        <w:t>input</w:t>
+      </w:r>
+      <w:r>
+        <w:rPr>
+          <w:b w:val="0"/>
+        </w:rPr>
+        <w:t xml:space="preserve"> it uses.</w:t>
+      </w:r>
+    </w:p>
+    <w:p>
+      <w:pPr>
+        <w:pStyle w:val="Heading3"/>
+      </w:pPr>
+      <w:r>
+        <w:t>03. Validation and model selection at a glance</w:t>
+      </w:r>
+    </w:p>
+    <w:p>
+      <w:r>
+        <w:drawing>
+          <wp:inline xmlns:a="http://schemas.openxmlformats.org/drawingml/2006/main" xmlns:pic="http://schemas.openxmlformats.org/drawingml/2006/picture">
+            <wp:extent cx="5486400" cy="2834640"/>
+            <wp:docPr id="24" name="Picture 24" descr="Validation and model selection at a glance. Training | Fit each candidate | No test labels. Validation | Choose A by rule | Record every attempt. Final test | Frozen model only | Report after selection"/>
+            <wp:cNvGraphicFramePr>
+              <a:graphicFrameLocks noChangeAspect="1"/>
+            </wp:cNvGraphicFramePr>
+            <a:graphic>
+              <a:graphicData uri="http://schemas.openxmlformats.org/drawingml/2006/picture">
+                <pic:pic>
+                  <pic:nvPicPr>
+                    <pic:cNvPr id="0" name="academy-story-ai-4-24-03.png"/>
+                    <pic:cNvPicPr/>
+                  </pic:nvPicPr>
+                  <pic:blipFill>
+                    <a:blip r:embed="rId31"/>
+                    <a:stretch>
+                      <a:fillRect/>
+                    </a:stretch>
+                  </pic:blipFill>
+                  <pic:spPr>
+                    <a:xfrm>
+                      <a:off x="0" y="0"/>
+                      <a:ext cx="5486400" cy="2834640"/>
+                    </a:xfrm>
+                    <a:prstGeom prst="rect"/>
+                  </pic:spPr>
+                </pic:pic>
+              </a:graphicData>
+            </a:graphic>
+          </wp:inline>
+        </w:drawing>
+      </w:r>
+    </w:p>
+    <w:p>
+      <w:pPr>
+        <w:spacing w:line="336" w:lineRule="auto" w:after="180"/>
+      </w:pPr>
+      <w:r>
+        <w:rPr>
+          <w:b/>
+        </w:rPr>
+        <w:t>Validation</w:t>
+      </w:r>
+      <w:r>
+        <w:rPr>
+          <w:b w:val="0"/>
+        </w:rPr>
+        <w:t xml:space="preserve"> and model selection at a glance. </w:t>
+      </w:r>
+      <w:r>
+        <w:rPr>
+          <w:b/>
+        </w:rPr>
+        <w:t>Training</w:t>
+      </w:r>
+      <w:r>
+        <w:rPr>
+          <w:b w:val="0"/>
+        </w:rPr>
+        <w:t xml:space="preserve"> | Fit each candidate | No test labels. </w:t>
+      </w:r>
+      <w:r>
+        <w:rPr>
+          <w:b/>
+        </w:rPr>
+        <w:t>Validation</w:t>
+      </w:r>
+      <w:r>
+        <w:rPr>
+          <w:b w:val="0"/>
+        </w:rPr>
+        <w:t xml:space="preserve"> | Choose A by rule | Record every attempt. Final test | Frozen model only | Report after selection</w:t>
+      </w:r>
+    </w:p>
+    <w:p>
+      <w:pPr>
+        <w:spacing w:line="336" w:lineRule="auto" w:after="180"/>
+        <w:shd w:fill="F5F1FB"/>
+      </w:pPr>
+      <w:r>
+        <w:rPr>
+          <w:b w:val="0"/>
+        </w:rPr>
+        <w:t>Read the labels and values. Explain the relationship the model shows.</w:t>
+      </w:r>
+    </w:p>
+    <w:p>
+      <w:pPr>
+        <w:pStyle w:val="Heading3"/>
+      </w:pPr>
+      <w:r>
+        <w:t>04. Change one thing. Trace what follows.</w:t>
+      </w:r>
+    </w:p>
+    <w:p>
+      <w:r>
+        <w:drawing>
+          <wp:inline xmlns:a="http://schemas.openxmlformats.org/drawingml/2006/main" xmlns:pic="http://schemas.openxmlformats.org/drawingml/2006/picture">
+            <wp:extent cx="5486400" cy="3179064"/>
+            <wp:docPr id="25" name="Picture 25" descr="Original case: Freeze A before scoring final cases; do not select again using their labels. Changed condition: A and B both have validation MAE2 cm; A is simpler under a predeclared tie rule. Expected result: Select A using the predeclared simpler-model tie-break. Reason: The validation errors tie, so the stated second a = ry rule decides without consulting final data."/>
+            <wp:cNvGraphicFramePr>
+              <a:graphicFrameLocks noChangeAspect="1"/>
+            </wp:cNvGraphicFramePr>
+            <a:graphic>
+              <a:graphicData uri="http://schemas.openxmlformats.org/drawingml/2006/picture">
+                <pic:pic>
+                  <pic:nvPicPr>
+                    <pic:cNvPr id="0" name="academy-story-ai-4-24-04.png"/>
+                    <pic:cNvPicPr/>
+                  </pic:nvPicPr>
+                  <pic:blipFill>
+                    <a:blip r:embed="rId32"/>
+                    <a:stretch>
+                      <a:fillRect/>
+                    </a:stretch>
+                  </pic:blipFill>
+                  <pic:spPr>
+                    <a:xfrm>
+                      <a:off x="0" y="0"/>
+                      <a:ext cx="5486400" cy="3179064"/>
+                    </a:xfrm>
+                    <a:prstGeom prst="rect"/>
+                  </pic:spPr>
+                </pic:pic>
+              </a:graphicData>
+            </a:graphic>
+          </wp:inline>
+        </w:drawing>
+      </w:r>
+    </w:p>
+    <w:p>
+      <w:pPr>
+        <w:spacing w:line="336" w:lineRule="auto" w:after="180"/>
+      </w:pPr>
+      <w:r>
+        <w:rPr>
+          <w:b w:val="0"/>
+        </w:rPr>
+        <w:t xml:space="preserve">Original case: Freeze A before scoring final cases; do not select again using their labels. Changed condition: A and B both have </w:t>
+      </w:r>
+      <w:r>
+        <w:rPr>
+          <w:b/>
+        </w:rPr>
+        <w:t>validation</w:t>
+      </w:r>
+      <w:r>
+        <w:rPr>
+          <w:b w:val="0"/>
+        </w:rPr>
+        <w:t xml:space="preserve"> MAE2 cm; A is simpler under a predeclared tie rule.</w:t>
+      </w:r>
+    </w:p>
+    <w:p>
+      <w:pPr>
+        <w:spacing w:line="336" w:lineRule="auto" w:after="180"/>
+      </w:pPr>
+      <w:r>
+        <w:rPr>
+          <w:b w:val="0"/>
+        </w:rPr>
+        <w:t xml:space="preserve">Expected result: Select A using the predeclared simpler-model tie-break. Reason: The </w:t>
+      </w:r>
+      <w:r>
+        <w:rPr>
+          <w:b/>
+        </w:rPr>
+        <w:t>validation</w:t>
+      </w:r>
+      <w:r>
+        <w:rPr>
+          <w:b w:val="0"/>
+        </w:rPr>
+        <w:t xml:space="preserve"> errors tie, so the stated second a = ry rule decides without consulting final data.</w:t>
+      </w:r>
+    </w:p>
+    <w:p>
+      <w:pPr>
+        <w:spacing w:line="336" w:lineRule="auto" w:after="180"/>
+        <w:shd w:fill="F5F1FB"/>
+      </w:pPr>
+      <w:r>
+        <w:rPr>
+          <w:b w:val="0"/>
+        </w:rPr>
+        <w:t>Predict before checking the worked changed-case result. Name what changed and what the supplied facts allow you to conclude.</w:t>
+      </w:r>
+    </w:p>
+    <w:p>
+      <w:pPr>
+        <w:pStyle w:val="Heading3"/>
+      </w:pPr>
+      <w:r>
+        <w:t>05. Connect the explanation to its limit</w:t>
+      </w:r>
+    </w:p>
+    <w:p>
+      <w:r>
+        <w:drawing>
+          <wp:inline xmlns:a="http://schemas.openxmlformats.org/drawingml/2006/main" xmlns:pic="http://schemas.openxmlformats.org/drawingml/2006/picture">
+            <wp:extent cx="5486400" cy="2834640"/>
+            <wp:docPr id="26" name="Picture 26" descr="Read the picture in order. Freeze A before scoring final cases; do not select again using their labels. The arrows show which recorded input or intermediate result each decision uses. Explain the deciding step aloud before checking the changed case; pointing to the final answer alone does not show how it follows. Limit: Repeated validation use can itself overfit model choices; keep a genuinely untouched final evaluation."/>
+            <wp:cNvGraphicFramePr>
+              <a:graphicFrameLocks noChangeAspect="1"/>
+            </wp:cNvGraphicFramePr>
+            <a:graphic>
+              <a:graphicData uri="http://schemas.openxmlformats.org/drawingml/2006/picture">
+                <pic:pic>
+                  <pic:nvPicPr>
+                    <pic:cNvPr id="0" name="academy-story-ai-4-24-05.png"/>
+                    <pic:cNvPicPr/>
+                  </pic:nvPicPr>
+                  <pic:blipFill>
+                    <a:blip r:embed="rId33"/>
+                    <a:stretch>
+                      <a:fillRect/>
+                    </a:stretch>
+                  </pic:blipFill>
+                  <pic:spPr>
+                    <a:xfrm>
+                      <a:off x="0" y="0"/>
+                      <a:ext cx="5486400" cy="2834640"/>
+                    </a:xfrm>
+                    <a:prstGeom prst="rect"/>
+                  </pic:spPr>
+                </pic:pic>
+              </a:graphicData>
+            </a:graphic>
+          </wp:inline>
+        </w:drawing>
+      </w:r>
+    </w:p>
+    <w:p>
+      <w:pPr>
+        <w:spacing w:line="336" w:lineRule="auto" w:after="180"/>
+      </w:pPr>
+      <w:r>
+        <w:rPr>
+          <w:b w:val="0"/>
+        </w:rPr>
+        <w:t xml:space="preserve">Read the picture in order. Freeze A before scoring final cases; do not select again using their labels. The arrows show which recorded </w:t>
+      </w:r>
+      <w:r>
+        <w:rPr>
+          <w:b/>
+        </w:rPr>
+        <w:t>input</w:t>
+      </w:r>
+      <w:r>
+        <w:rPr>
+          <w:b w:val="0"/>
+        </w:rPr>
+        <w:t xml:space="preserve"> or intermediate result each decision uses.</w:t>
+      </w:r>
+    </w:p>
+    <w:p>
+      <w:pPr>
+        <w:spacing w:line="336" w:lineRule="auto" w:after="180"/>
+      </w:pPr>
+      <w:r>
+        <w:rPr>
+          <w:b w:val="0"/>
+        </w:rPr>
+        <w:t>Explain the deciding step aloud before checking the changed case; pointing to the final answer alone does not show how it follows.</w:t>
+      </w:r>
+    </w:p>
+    <w:p>
+      <w:pPr>
+        <w:spacing w:line="336" w:lineRule="auto" w:after="180"/>
+      </w:pPr>
+      <w:r>
+        <w:rPr>
+          <w:b w:val="0"/>
+        </w:rPr>
+        <w:t xml:space="preserve">Limit: Repeated </w:t>
+      </w:r>
+      <w:r>
+        <w:rPr>
+          <w:b/>
+        </w:rPr>
+        <w:t>validation</w:t>
+      </w:r>
+      <w:r>
+        <w:rPr>
+          <w:b w:val="0"/>
+        </w:rPr>
+        <w:t xml:space="preserve"> use can itself overfit model choices; keep a genuinely untouched final evaluation.</w:t>
+      </w:r>
+    </w:p>
+    <w:p>
+      <w:pPr>
+        <w:spacing w:line="336" w:lineRule="auto" w:after="180"/>
+        <w:shd w:fill="F5F1FB"/>
+      </w:pPr>
+      <w:r>
+        <w:rPr>
+          <w:b w:val="0"/>
+        </w:rPr>
+        <w:t>Explain the case, then point to a limit on the claim.</w:t>
+      </w:r>
+    </w:p>
+    <w:p>
+      <w:pPr>
+        <w:pStyle w:val="Heading3"/>
+      </w:pPr>
+      <w:r>
+        <w:t>06. Make the idea visible in your project</w:t>
+      </w:r>
+    </w:p>
+    <w:p>
+      <w:r>
+        <w:drawing>
+          <wp:inline xmlns:a="http://schemas.openxmlformats.org/drawingml/2006/main" xmlns:pic="http://schemas.openxmlformats.org/drawingml/2006/picture">
+            <wp:extent cx="5486400" cy="3681984"/>
+            <wp:docPr id="27" name="Picture 27" descr="For your Responsible Plant Classifier, save the input, procedure, observed result and limitation of this check. Label this worked example as practice; use a different, previously unreviewed case when checking independent understanding. Draw your input, deciding step, result and limit. Supported question: Why does B’s zero training MAE not settle the original choice? Point to the relevant step in the picture, then write the changed result and the rule or evidence that supports it."/>
+            <wp:cNvGraphicFramePr>
+              <a:graphicFrameLocks noChangeAspect="1"/>
+            </wp:cNvGraphicFramePr>
+            <a:graphic>
+              <a:graphicData uri="http://schemas.openxmlformats.org/drawingml/2006/picture">
+                <pic:pic>
+                  <pic:nvPicPr>
+                    <pic:cNvPr id="0" name="academy-story-ai-4-24-06.png"/>
+                    <pic:cNvPicPr/>
+                  </pic:nvPicPr>
+                  <pic:blipFill>
+                    <a:blip r:embed="rId34"/>
+                    <a:stretch>
+                      <a:fillRect/>
+                    </a:stretch>
+                  </pic:blipFill>
+                  <pic:spPr>
+                    <a:xfrm>
+                      <a:off x="0" y="0"/>
+                      <a:ext cx="5486400" cy="3681984"/>
+                    </a:xfrm>
+                    <a:prstGeom prst="rect"/>
+                  </pic:spPr>
+                </pic:pic>
+              </a:graphicData>
+            </a:graphic>
+          </wp:inline>
+        </w:drawing>
+      </w:r>
+    </w:p>
+    <w:p>
+      <w:pPr>
+        <w:spacing w:line="336" w:lineRule="auto" w:after="180"/>
+      </w:pPr>
+      <w:r>
+        <w:rPr>
+          <w:b w:val="0"/>
+        </w:rPr>
+        <w:t xml:space="preserve">For your Responsible Plant Classifier, save the </w:t>
+      </w:r>
+      <w:r>
+        <w:rPr>
+          <w:b/>
+        </w:rPr>
+        <w:t>input</w:t>
+      </w:r>
+      <w:r>
+        <w:rPr>
+          <w:b w:val="0"/>
+        </w:rPr>
+        <w:t>, procedure, observed result and limitation of this check.</w:t>
+      </w:r>
+    </w:p>
+    <w:p>
+      <w:pPr>
+        <w:spacing w:line="336" w:lineRule="auto" w:after="180"/>
+      </w:pPr>
+      <w:r>
+        <w:rPr>
+          <w:b w:val="0"/>
+        </w:rPr>
+        <w:t xml:space="preserve">Label this worked example as practice; use a different, previously unreviewed case when checking independent understanding. Draw your </w:t>
+      </w:r>
+      <w:r>
+        <w:rPr>
+          <w:b/>
+        </w:rPr>
+        <w:t>input</w:t>
+      </w:r>
+      <w:r>
+        <w:rPr>
+          <w:b w:val="0"/>
+        </w:rPr>
+        <w:t>, deciding step, result and limit.</w:t>
+      </w:r>
+    </w:p>
+    <w:p>
+      <w:pPr>
+        <w:spacing w:line="336" w:lineRule="auto" w:after="180"/>
+      </w:pPr>
+      <w:r>
+        <w:rPr>
+          <w:b w:val="0"/>
+        </w:rPr>
+        <w:t xml:space="preserve">Supported question: Why does B’s zero </w:t>
+      </w:r>
+      <w:r>
+        <w:rPr>
+          <w:b/>
+        </w:rPr>
+        <w:t>training</w:t>
+      </w:r>
+      <w:r>
+        <w:rPr>
+          <w:b w:val="0"/>
+        </w:rPr>
+        <w:t xml:space="preserve"> MAE not settle the original choice? Point to the relevant step in the picture, then write the changed result and the rule or </w:t>
+      </w:r>
+      <w:r>
+        <w:rPr>
+          <w:b/>
+        </w:rPr>
+        <w:t>evidence</w:t>
+      </w:r>
+      <w:r>
+        <w:rPr>
+          <w:b w:val="0"/>
+        </w:rPr>
+        <w:t xml:space="preserve"> that supports it.</w:t>
+      </w:r>
+    </w:p>
+    <w:p>
+      <w:pPr>
+        <w:spacing w:line="336" w:lineRule="auto" w:after="180"/>
+        <w:shd w:fill="F5F1FB"/>
+      </w:pPr>
+      <w:r>
+        <w:rPr>
+          <w:b w:val="0"/>
+        </w:rPr>
+        <w:t xml:space="preserve">Draw your project trace and justify the deciding step using </w:t>
+      </w:r>
+      <w:r>
+        <w:rPr>
+          <w:b/>
+        </w:rPr>
+        <w:t>evidence</w:t>
+      </w:r>
+      <w:r>
+        <w:rPr>
+          <w:b w:val="0"/>
+        </w:rPr>
+        <w:t>.</w:t>
       </w:r>
     </w:p>
     <w:sectPr>

--- a/downloads/student/ai-4-week-24.docx
+++ b/downloads/student/ai-4-week-24.docx
@@ -1541,7 +1541,7 @@
         <w:rPr>
           <w:b w:val="0"/>
         </w:rPr>
-        <w:t xml:space="preserve"> errors tie, so the stated second a = ry rule decides without consulting final data.</w:t>
+        <w:t xml:space="preserve"> errors tie, so the stated secondary rule decides without consulting final data.</w:t>
       </w:r>
     </w:p>
     <w:p>
@@ -6735,7 +6735,7 @@
         <w:rPr>
           <w:b w:val="0"/>
         </w:rPr>
-        <w:t xml:space="preserve"> errors tie, so the stated second a = ry rule decides without consulting final data.</w:t>
+        <w:t xml:space="preserve"> errors tie, so the stated secondary rule decides without consulting final data.</w:t>
       </w:r>
     </w:p>
     <w:p>
@@ -7325,8 +7325,8 @@
       <w:r>
         <w:drawing>
           <wp:inline xmlns:a="http://schemas.openxmlformats.org/drawingml/2006/main" xmlns:pic="http://schemas.openxmlformats.org/drawingml/2006/picture">
-            <wp:extent cx="5486400" cy="3179064"/>
-            <wp:docPr id="25" name="Picture 25" descr="Original case: Freeze A before scoring final cases; do not select again using their labels. Changed condition: A and B both have validation MAE2 cm; A is simpler under a predeclared tie rule. Expected result: Select A using the predeclared simpler-model tie-break. Reason: The validation errors tie, so the stated second a = ry rule decides without consulting final data."/>
+            <wp:extent cx="5486400" cy="3026664"/>
+            <wp:docPr id="25" name="Picture 25" descr="Original case: Freeze A before scoring final cases; do not select again using their labels. Changed condition: A and B both have validation MAE2 cm; A is simpler under a predeclared tie rule. Expected result: Select A using the predeclared simpler-model tie-break. Reason: The validation errors tie, so the stated secondary rule decides without consulting final data."/>
             <wp:cNvGraphicFramePr>
               <a:graphicFrameLocks noChangeAspect="1"/>
             </wp:cNvGraphicFramePr>
@@ -7346,7 +7346,7 @@
                   <pic:spPr>
                     <a:xfrm>
                       <a:off x="0" y="0"/>
-                      <a:ext cx="5486400" cy="3179064"/>
+                      <a:ext cx="5486400" cy="3026664"/>
                     </a:xfrm>
                     <a:prstGeom prst="rect"/>
                   </pic:spPr>
@@ -7400,7 +7400,7 @@
         <w:rPr>
           <w:b w:val="0"/>
         </w:rPr>
-        <w:t xml:space="preserve"> errors tie, so the stated second a = ry rule decides without consulting final data.</w:t>
+        <w:t xml:space="preserve"> errors tie, so the stated secondary rule decides without consulting final data.</w:t>
       </w:r>
     </w:p>
     <w:p>
